--- a/yongren-handout.docx
+++ b/yongren-handout.docx
@@ -12417,7 +12417,7 @@
           <w:sz w:val="22"/>
           <w:szCs w:val="22"/>
         </w:rPr>
-        <w:t xml:space="preserve">42. 「他是黑夜中，陡然迸發起來的一團天火，從江東熊熊焚燒到阿房宮，最後自火中提煉出一個霸氣磅礡的名…」此句詠誰？</w:t>
+        <w:t>42. 「他是黑夜中，陡然迸發起來的一團天火，從江東熊熊焚燒到阿房宮，最後自火中提煉出一個霸氣磅礡的名字（現代詩）」此句詠誰？</w:t>
       </w:r>
     </w:p>
     <w:p>
@@ -13481,7 +13481,7 @@
           <w:sz w:val="22"/>
           <w:szCs w:val="22"/>
         </w:rPr>
-        <w:t xml:space="preserve">80. 「呂道人太無聊，八百里洞庭，飛過去，飛過來，一個神仙誰在眼？范秀才亦多事，數十年光景，甚麼先，…」此句詠誰？</w:t>
+        <w:t>80. 「呂道人太無聊，八百里洞庭，飛過去，飛過來，一個神仙誰在眼？范秀才亦多事，數十年光景，甚麼先，甚麼後，萬家憂樂總關心」此句詠誰？</w:t>
       </w:r>
     </w:p>
     <w:p>
@@ -13509,7 +13509,7 @@
           <w:sz w:val="22"/>
           <w:szCs w:val="22"/>
         </w:rPr>
-        <w:t xml:space="preserve">81. 「收二川，排八陣，六出七擒，五丈原前，點四十九盞明燈，一心只為酬三顧；定西蜀，伏南蠻，東和北拒…」此句詠誰？</w:t>
+        <w:t>81. 「收二川，排八陣，六出七擒，五丈原前，點四十九盞明燈，一心只為酬三顧；定西蜀，伏南蠻，東和北拒，卜金木五行爻卦，水裡偏能用火攻」此句詠誰？</w:t>
       </w:r>
     </w:p>
     <w:p>

--- a/yongren-handout.docx
+++ b/yongren-handout.docx
@@ -202,7 +202,7 @@
           </w:tcPr>
           <w:p>
             <w:pPr>
-              <w:spacing w:after="80"/>
+              <w:spacing w:after="60"/>
             </w:pPr>
             <w:r>
               <w:rPr>
@@ -217,7 +217,7 @@
           </w:p>
           <w:p>
             <w:pPr>
-              <w:spacing w:after="80"/>
+              <w:spacing w:after="60"/>
             </w:pPr>
             <w:r>
               <w:rPr>
@@ -249,20 +249,22 @@
           </w:tcPr>
           <w:p>
             <w:pPr>
-              <w:spacing w:after="80"/>
-            </w:pPr>
-            <w:r>
-              <w:rPr>
-                <w:rFonts w:ascii="Times New Roman" w:eastAsia="DFKai-SB"/>
-                <w:sz w:val="22"/>
-                <w:szCs w:val="22"/>
-              </w:rPr>
-              <w:t xml:space="preserve">天子呼來不上船，自稱臣是酒中仙／我本楚狂人，狂歌笑孔丘</w:t>
-            </w:r>
-          </w:p>
-          <w:p>
-            <w:pPr>
-              <w:spacing w:after="80"/>
+              <w:spacing w:after="140" w:before="0" w:line="312" w:lineRule="auto"/>
+            </w:pPr>
+            <w:r>
+              <w:rPr>
+                <w:rFonts w:ascii="Times New Roman" w:eastAsia="DFKai-SB"/>
+                <w:sz w:val="22"/>
+                <w:szCs w:val="22"/>
+              </w:rPr>
+              <w:t>天子呼來不上船，自稱臣是酒中仙／</w:t>
+              <w:br/>
+              <w:t xml:space="preserve">　我本楚狂人，狂歌笑孔丘</w:t>
+            </w:r>
+          </w:p>
+          <w:p>
+            <w:pPr>
+              <w:spacing w:after="140" w:before="0" w:line="312" w:lineRule="auto"/>
             </w:pPr>
             <w:r>
               <w:rPr>
@@ -275,7 +277,7 @@
           </w:p>
           <w:p>
             <w:pPr>
-              <w:spacing w:after="80"/>
+              <w:spacing w:after="140" w:before="0" w:line="312" w:lineRule="auto"/>
             </w:pPr>
             <w:r>
               <w:rPr>
@@ -288,7 +290,7 @@
           </w:p>
           <w:p>
             <w:pPr>
-              <w:spacing w:after="80"/>
+              <w:spacing w:after="140" w:before="0" w:line="312" w:lineRule="auto"/>
             </w:pPr>
             <w:r>
               <w:rPr>
@@ -301,7 +303,7 @@
           </w:p>
           <w:p>
             <w:pPr>
-              <w:spacing w:after="80"/>
+              <w:spacing w:after="140" w:before="0" w:line="312" w:lineRule="auto"/>
             </w:pPr>
             <w:r>
               <w:rPr>
@@ -314,7 +316,7 @@
           </w:p>
           <w:p>
             <w:pPr>
-              <w:spacing w:after="80"/>
+              <w:spacing w:after="140" w:before="0" w:line="312" w:lineRule="auto"/>
             </w:pPr>
             <w:r>
               <w:rPr>
@@ -327,7 +329,7 @@
           </w:p>
           <w:p>
             <w:pPr>
-              <w:spacing w:after="80"/>
+              <w:spacing w:after="140" w:before="0" w:line="312" w:lineRule="auto"/>
             </w:pPr>
             <w:r>
               <w:rPr>
@@ -340,7 +342,7 @@
           </w:p>
           <w:p>
             <w:pPr>
-              <w:spacing w:after="80"/>
+              <w:spacing w:after="140" w:before="0" w:line="312" w:lineRule="auto"/>
             </w:pPr>
             <w:r>
               <w:rPr>
@@ -353,7 +355,7 @@
           </w:p>
           <w:p>
             <w:pPr>
-              <w:spacing w:after="80"/>
+              <w:spacing w:after="140" w:before="0" w:line="312" w:lineRule="auto"/>
             </w:pPr>
             <w:r>
               <w:rPr>
@@ -366,7 +368,7 @@
           </w:p>
           <w:p>
             <w:pPr>
-              <w:spacing w:after="80"/>
+              <w:spacing w:after="140" w:before="0" w:line="312" w:lineRule="auto"/>
             </w:pPr>
             <w:r>
               <w:rPr>
@@ -379,7 +381,7 @@
           </w:p>
           <w:p>
             <w:pPr>
-              <w:spacing w:after="80"/>
+              <w:spacing w:after="140" w:before="0" w:line="312" w:lineRule="auto"/>
             </w:pPr>
             <w:r>
               <w:rPr>
@@ -392,7 +394,7 @@
           </w:p>
           <w:p>
             <w:pPr>
-              <w:spacing w:after="80"/>
+              <w:spacing w:after="140" w:before="0" w:line="312" w:lineRule="auto"/>
             </w:pPr>
             <w:r>
               <w:rPr>
@@ -405,11 +407,12 @@
           </w:p>
           <w:p>
             <w:pPr>
-              <w:spacing w:after="80"/>
-            </w:pPr>
-            <w:r>
-              <w:rPr>
-                <w:rFonts w:ascii="Times New Roman" w:eastAsia="DFKai-SB"/>
+              <w:spacing w:after="140" w:before="0" w:line="312" w:lineRule="auto"/>
+            </w:pPr>
+            <w:r>
+              <w:rPr>
+                <w:rFonts w:ascii="Times New Roman" w:eastAsia="DFKai-SB"/>
+                <w:color w:val="7A6A3A"/>
                 <w:sz w:val="22"/>
                 <w:szCs w:val="22"/>
               </w:rPr>
@@ -418,11 +421,12 @@
           </w:p>
           <w:p>
             <w:pPr>
-              <w:spacing w:after="80"/>
-            </w:pPr>
-            <w:r>
-              <w:rPr>
-                <w:rFonts w:ascii="Times New Roman" w:eastAsia="DFKai-SB"/>
+              <w:spacing w:after="140" w:before="0" w:line="312" w:lineRule="auto"/>
+            </w:pPr>
+            <w:r>
+              <w:rPr>
+                <w:rFonts w:ascii="Times New Roman" w:eastAsia="DFKai-SB"/>
+                <w:color w:val="7A6A3A"/>
                 <w:sz w:val="22"/>
                 <w:szCs w:val="22"/>
               </w:rPr>
@@ -431,11 +435,12 @@
           </w:p>
           <w:p>
             <w:pPr>
-              <w:spacing w:after="80"/>
-            </w:pPr>
-            <w:r>
-              <w:rPr>
-                <w:rFonts w:ascii="Times New Roman" w:eastAsia="DFKai-SB"/>
+              <w:spacing w:after="140" w:before="0" w:line="312" w:lineRule="auto"/>
+            </w:pPr>
+            <w:r>
+              <w:rPr>
+                <w:rFonts w:ascii="Times New Roman" w:eastAsia="DFKai-SB"/>
+                <w:color w:val="7A6A3A"/>
                 <w:sz w:val="22"/>
                 <w:szCs w:val="22"/>
               </w:rPr>
@@ -444,11 +449,12 @@
           </w:p>
           <w:p>
             <w:pPr>
-              <w:spacing w:after="80"/>
-            </w:pPr>
-            <w:r>
-              <w:rPr>
-                <w:rFonts w:ascii="Times New Roman" w:eastAsia="DFKai-SB"/>
+              <w:spacing w:after="140" w:before="0" w:line="312" w:lineRule="auto"/>
+            </w:pPr>
+            <w:r>
+              <w:rPr>
+                <w:rFonts w:ascii="Times New Roman" w:eastAsia="DFKai-SB"/>
+                <w:color w:val="7A6A3A"/>
                 <w:sz w:val="22"/>
                 <w:szCs w:val="22"/>
               </w:rPr>
@@ -457,11 +463,12 @@
           </w:p>
           <w:p>
             <w:pPr>
-              <w:spacing w:after="80"/>
-            </w:pPr>
-            <w:r>
-              <w:rPr>
-                <w:rFonts w:ascii="Times New Roman" w:eastAsia="DFKai-SB"/>
+              <w:spacing w:after="140" w:before="0" w:line="312" w:lineRule="auto"/>
+            </w:pPr>
+            <w:r>
+              <w:rPr>
+                <w:rFonts w:ascii="Times New Roman" w:eastAsia="DFKai-SB"/>
+                <w:color w:val="7A6A3A"/>
                 <w:sz w:val="22"/>
                 <w:szCs w:val="22"/>
               </w:rPr>
@@ -470,11 +477,12 @@
           </w:p>
           <w:p>
             <w:pPr>
-              <w:spacing w:after="80"/>
-            </w:pPr>
-            <w:r>
-              <w:rPr>
-                <w:rFonts w:ascii="Times New Roman" w:eastAsia="DFKai-SB"/>
+              <w:spacing w:after="140" w:before="0" w:line="312" w:lineRule="auto"/>
+            </w:pPr>
+            <w:r>
+              <w:rPr>
+                <w:rFonts w:ascii="Times New Roman" w:eastAsia="DFKai-SB"/>
+                <w:color w:val="7A6A3A"/>
                 <w:sz w:val="22"/>
                 <w:szCs w:val="22"/>
               </w:rPr>
@@ -500,7 +508,7 @@
           </w:tcPr>
           <w:p>
             <w:pPr>
-              <w:spacing w:after="80"/>
+              <w:spacing w:after="80" w:line="288" w:lineRule="auto"/>
             </w:pPr>
             <w:r>
               <w:rPr>
@@ -535,7 +543,7 @@
           </w:tcPr>
           <w:p>
             <w:pPr>
-              <w:spacing w:after="80"/>
+              <w:spacing w:after="60"/>
             </w:pPr>
             <w:r>
               <w:rPr>
@@ -550,7 +558,7 @@
           </w:p>
           <w:p>
             <w:pPr>
-              <w:spacing w:after="80"/>
+              <w:spacing w:after="60"/>
             </w:pPr>
             <w:r>
               <w:rPr>
@@ -582,20 +590,22 @@
           </w:tcPr>
           <w:p>
             <w:pPr>
-              <w:spacing w:after="80"/>
-            </w:pPr>
-            <w:r>
-              <w:rPr>
-                <w:rFonts w:ascii="Times New Roman" w:eastAsia="DFKai-SB"/>
-                <w:sz w:val="22"/>
-                <w:szCs w:val="22"/>
-              </w:rPr>
-              <w:t xml:space="preserve">世上瘡痍，詩中聖哲；民間疾苦，筆底波瀾／讀書破萬卷，下筆如有神</w:t>
-            </w:r>
-          </w:p>
-          <w:p>
-            <w:pPr>
-              <w:spacing w:after="80"/>
+              <w:spacing w:after="140" w:before="0" w:line="312" w:lineRule="auto"/>
+            </w:pPr>
+            <w:r>
+              <w:rPr>
+                <w:rFonts w:ascii="Times New Roman" w:eastAsia="DFKai-SB"/>
+                <w:sz w:val="22"/>
+                <w:szCs w:val="22"/>
+              </w:rPr>
+              <w:t>世上瘡痍，詩中聖哲；民間疾苦，筆底波瀾／</w:t>
+              <w:br/>
+              <w:t xml:space="preserve">　讀書破萬卷，下筆如有神</w:t>
+            </w:r>
+          </w:p>
+          <w:p>
+            <w:pPr>
+              <w:spacing w:after="140" w:before="0" w:line="312" w:lineRule="auto"/>
             </w:pPr>
             <w:r>
               <w:rPr>
@@ -608,7 +618,7 @@
           </w:p>
           <w:p>
             <w:pPr>
-              <w:spacing w:after="80"/>
+              <w:spacing w:after="140" w:before="0" w:line="312" w:lineRule="auto"/>
             </w:pPr>
             <w:r>
               <w:rPr>
@@ -621,7 +631,7 @@
           </w:p>
           <w:p>
             <w:pPr>
-              <w:spacing w:after="80"/>
+              <w:spacing w:after="140" w:before="0" w:line="312" w:lineRule="auto"/>
             </w:pPr>
             <w:r>
               <w:rPr>
@@ -634,7 +644,7 @@
           </w:p>
           <w:p>
             <w:pPr>
-              <w:spacing w:after="80"/>
+              <w:spacing w:after="140" w:before="0" w:line="312" w:lineRule="auto"/>
             </w:pPr>
             <w:r>
               <w:rPr>
@@ -647,7 +657,7 @@
           </w:p>
           <w:p>
             <w:pPr>
-              <w:spacing w:after="80"/>
+              <w:spacing w:after="140" w:before="0" w:line="312" w:lineRule="auto"/>
             </w:pPr>
             <w:r>
               <w:rPr>
@@ -660,7 +670,7 @@
           </w:p>
           <w:p>
             <w:pPr>
-              <w:spacing w:after="80"/>
+              <w:spacing w:after="140" w:before="0" w:line="312" w:lineRule="auto"/>
             </w:pPr>
             <w:r>
               <w:rPr>
@@ -673,11 +683,12 @@
           </w:p>
           <w:p>
             <w:pPr>
-              <w:spacing w:after="80"/>
-            </w:pPr>
-            <w:r>
-              <w:rPr>
-                <w:rFonts w:ascii="Times New Roman" w:eastAsia="DFKai-SB"/>
+              <w:spacing w:after="140" w:before="0" w:line="312" w:lineRule="auto"/>
+            </w:pPr>
+            <w:r>
+              <w:rPr>
+                <w:rFonts w:ascii="Times New Roman" w:eastAsia="DFKai-SB"/>
+                <w:color w:val="7A6A3A"/>
                 <w:sz w:val="22"/>
                 <w:szCs w:val="22"/>
               </w:rPr>
@@ -703,7 +714,7 @@
           </w:tcPr>
           <w:p>
             <w:pPr>
-              <w:spacing w:after="80"/>
+              <w:spacing w:after="80" w:line="288" w:lineRule="auto"/>
             </w:pPr>
             <w:r>
               <w:rPr>
@@ -738,7 +749,7 @@
           </w:tcPr>
           <w:p>
             <w:pPr>
-              <w:spacing w:after="80"/>
+              <w:spacing w:after="60"/>
             </w:pPr>
             <w:r>
               <w:rPr>
@@ -753,7 +764,7 @@
           </w:p>
           <w:p>
             <w:pPr>
-              <w:spacing w:after="80"/>
+              <w:spacing w:after="60"/>
             </w:pPr>
             <w:r>
               <w:rPr>
@@ -785,20 +796,22 @@
           </w:tcPr>
           <w:p>
             <w:pPr>
-              <w:spacing w:after="80"/>
-            </w:pPr>
-            <w:r>
-              <w:rPr>
-                <w:rFonts w:ascii="Times New Roman" w:eastAsia="DFKai-SB"/>
-                <w:sz w:val="22"/>
-                <w:szCs w:val="22"/>
-              </w:rPr>
-              <w:t xml:space="preserve">須關西大漢，銅琵琶，鐵綽板，唱「大江東去」／問汝平生功業，黃州惠州儋州</w:t>
-            </w:r>
-          </w:p>
-          <w:p>
-            <w:pPr>
-              <w:spacing w:after="80"/>
+              <w:spacing w:after="140" w:before="0" w:line="312" w:lineRule="auto"/>
+            </w:pPr>
+            <w:r>
+              <w:rPr>
+                <w:rFonts w:ascii="Times New Roman" w:eastAsia="DFKai-SB"/>
+                <w:sz w:val="22"/>
+                <w:szCs w:val="22"/>
+              </w:rPr>
+              <w:t>須關西大漢，銅琵琶，鐵綽板，唱「大江東去」／</w:t>
+              <w:br/>
+              <w:t xml:space="preserve">　問汝平生功業，黃州惠州儋州</w:t>
+            </w:r>
+          </w:p>
+          <w:p>
+            <w:pPr>
+              <w:spacing w:after="140" w:before="0" w:line="312" w:lineRule="auto"/>
             </w:pPr>
             <w:r>
               <w:rPr>
@@ -811,7 +824,7 @@
           </w:p>
           <w:p>
             <w:pPr>
-              <w:spacing w:after="80"/>
+              <w:spacing w:after="140" w:before="0" w:line="312" w:lineRule="auto"/>
             </w:pPr>
             <w:r>
               <w:rPr>
@@ -841,7 +854,7 @@
           </w:tcPr>
           <w:p>
             <w:pPr>
-              <w:spacing w:after="80"/>
+              <w:spacing w:after="80" w:line="288" w:lineRule="auto"/>
             </w:pPr>
             <w:r>
               <w:rPr>
@@ -876,7 +889,7 @@
           </w:tcPr>
           <w:p>
             <w:pPr>
-              <w:spacing w:after="80"/>
+              <w:spacing w:after="60"/>
             </w:pPr>
             <w:r>
               <w:rPr>
@@ -891,7 +904,7 @@
           </w:p>
           <w:p>
             <w:pPr>
-              <w:spacing w:after="80"/>
+              <w:spacing w:after="60"/>
             </w:pPr>
             <w:r>
               <w:rPr>
@@ -923,20 +936,22 @@
           </w:tcPr>
           <w:p>
             <w:pPr>
-              <w:spacing w:after="80"/>
-            </w:pPr>
-            <w:r>
-              <w:rPr>
-                <w:rFonts w:ascii="Times New Roman" w:eastAsia="DFKai-SB"/>
-                <w:sz w:val="22"/>
-                <w:szCs w:val="22"/>
-              </w:rPr>
-              <w:t xml:space="preserve">鳳凰不共雞爭食，莫怪先生懶折腰／採菊東籬下，悠然見南山</w:t>
-            </w:r>
-          </w:p>
-          <w:p>
-            <w:pPr>
-              <w:spacing w:after="80"/>
+              <w:spacing w:after="140" w:before="0" w:line="312" w:lineRule="auto"/>
+            </w:pPr>
+            <w:r>
+              <w:rPr>
+                <w:rFonts w:ascii="Times New Roman" w:eastAsia="DFKai-SB"/>
+                <w:sz w:val="22"/>
+                <w:szCs w:val="22"/>
+              </w:rPr>
+              <w:t>鳳凰不共雞爭食，莫怪先生懶折腰／</w:t>
+              <w:br/>
+              <w:t xml:space="preserve">　採菊東籬下，悠然見南山</w:t>
+            </w:r>
+          </w:p>
+          <w:p>
+            <w:pPr>
+              <w:spacing w:after="140" w:before="0" w:line="312" w:lineRule="auto"/>
             </w:pPr>
             <w:r>
               <w:rPr>
@@ -949,7 +964,7 @@
           </w:p>
           <w:p>
             <w:pPr>
-              <w:spacing w:after="80"/>
+              <w:spacing w:after="140" w:before="0" w:line="312" w:lineRule="auto"/>
             </w:pPr>
             <w:r>
               <w:rPr>
@@ -962,7 +977,7 @@
           </w:p>
           <w:p>
             <w:pPr>
-              <w:spacing w:after="80"/>
+              <w:spacing w:after="140" w:before="0" w:line="312" w:lineRule="auto"/>
             </w:pPr>
             <w:r>
               <w:rPr>
@@ -975,7 +990,7 @@
           </w:p>
           <w:p>
             <w:pPr>
-              <w:spacing w:after="80"/>
+              <w:spacing w:after="140" w:before="0" w:line="312" w:lineRule="auto"/>
             </w:pPr>
             <w:r>
               <w:rPr>
@@ -988,7 +1003,7 @@
           </w:p>
           <w:p>
             <w:pPr>
-              <w:spacing w:after="80"/>
+              <w:spacing w:after="140" w:before="0" w:line="312" w:lineRule="auto"/>
             </w:pPr>
             <w:r>
               <w:rPr>
@@ -1001,7 +1016,7 @@
           </w:p>
           <w:p>
             <w:pPr>
-              <w:spacing w:after="80"/>
+              <w:spacing w:after="140" w:before="0" w:line="312" w:lineRule="auto"/>
             </w:pPr>
             <w:r>
               <w:rPr>
@@ -1014,11 +1029,12 @@
           </w:p>
           <w:p>
             <w:pPr>
-              <w:spacing w:after="80"/>
-            </w:pPr>
-            <w:r>
-              <w:rPr>
-                <w:rFonts w:ascii="Times New Roman" w:eastAsia="DFKai-SB"/>
+              <w:spacing w:after="140" w:before="0" w:line="312" w:lineRule="auto"/>
+            </w:pPr>
+            <w:r>
+              <w:rPr>
+                <w:rFonts w:ascii="Times New Roman" w:eastAsia="DFKai-SB"/>
+                <w:color w:val="7A6A3A"/>
                 <w:sz w:val="22"/>
                 <w:szCs w:val="22"/>
               </w:rPr>
@@ -1044,7 +1060,7 @@
           </w:tcPr>
           <w:p>
             <w:pPr>
-              <w:spacing w:after="80"/>
+              <w:spacing w:after="80" w:line="288" w:lineRule="auto"/>
             </w:pPr>
             <w:r>
               <w:rPr>
@@ -1079,7 +1095,7 @@
           </w:tcPr>
           <w:p>
             <w:pPr>
-              <w:spacing w:after="80"/>
+              <w:spacing w:after="60"/>
             </w:pPr>
             <w:r>
               <w:rPr>
@@ -1094,7 +1110,7 @@
           </w:p>
           <w:p>
             <w:pPr>
-              <w:spacing w:after="80"/>
+              <w:spacing w:after="60"/>
             </w:pPr>
             <w:r>
               <w:rPr>
@@ -1126,7 +1142,7 @@
           </w:tcPr>
           <w:p>
             <w:pPr>
-              <w:spacing w:after="80"/>
+              <w:spacing w:after="140" w:before="0" w:line="312" w:lineRule="auto"/>
             </w:pPr>
             <w:r>
               <w:rPr>
@@ -1139,11 +1155,12 @@
           </w:p>
           <w:p>
             <w:pPr>
-              <w:spacing w:after="80"/>
-            </w:pPr>
-            <w:r>
-              <w:rPr>
-                <w:rFonts w:ascii="Times New Roman" w:eastAsia="DFKai-SB"/>
+              <w:spacing w:after="140" w:before="0" w:line="312" w:lineRule="auto"/>
+            </w:pPr>
+            <w:r>
+              <w:rPr>
+                <w:rFonts w:ascii="Times New Roman" w:eastAsia="DFKai-SB"/>
+                <w:color w:val="7A6A3A"/>
                 <w:sz w:val="22"/>
                 <w:szCs w:val="22"/>
               </w:rPr>
@@ -1152,11 +1169,12 @@
           </w:p>
           <w:p>
             <w:pPr>
-              <w:spacing w:after="80"/>
-            </w:pPr>
-            <w:r>
-              <w:rPr>
-                <w:rFonts w:ascii="Times New Roman" w:eastAsia="DFKai-SB"/>
+              <w:spacing w:after="140" w:before="0" w:line="312" w:lineRule="auto"/>
+            </w:pPr>
+            <w:r>
+              <w:rPr>
+                <w:rFonts w:ascii="Times New Roman" w:eastAsia="DFKai-SB"/>
+                <w:color w:val="7A6A3A"/>
                 <w:sz w:val="22"/>
                 <w:szCs w:val="22"/>
               </w:rPr>
@@ -1165,7 +1183,7 @@
           </w:p>
           <w:p>
             <w:pPr>
-              <w:spacing w:after="80"/>
+              <w:spacing w:after="140" w:before="0" w:line="312" w:lineRule="auto"/>
             </w:pPr>
             <w:r>
               <w:rPr>
@@ -1178,7 +1196,7 @@
           </w:p>
           <w:p>
             <w:pPr>
-              <w:spacing w:after="80"/>
+              <w:spacing w:after="140" w:before="0" w:line="312" w:lineRule="auto"/>
             </w:pPr>
             <w:r>
               <w:rPr>
@@ -1191,7 +1209,7 @@
           </w:p>
           <w:p>
             <w:pPr>
-              <w:spacing w:after="80"/>
+              <w:spacing w:after="140" w:before="0" w:line="312" w:lineRule="auto"/>
             </w:pPr>
             <w:r>
               <w:rPr>
@@ -1204,11 +1222,12 @@
           </w:p>
           <w:p>
             <w:pPr>
-              <w:spacing w:after="80"/>
-            </w:pPr>
-            <w:r>
-              <w:rPr>
-                <w:rFonts w:ascii="Times New Roman" w:eastAsia="DFKai-SB"/>
+              <w:spacing w:after="140" w:before="0" w:line="312" w:lineRule="auto"/>
+            </w:pPr>
+            <w:r>
+              <w:rPr>
+                <w:rFonts w:ascii="Times New Roman" w:eastAsia="DFKai-SB"/>
+                <w:color w:val="7A6A3A"/>
                 <w:sz w:val="22"/>
                 <w:szCs w:val="22"/>
               </w:rPr>
@@ -1217,11 +1236,12 @@
           </w:p>
           <w:p>
             <w:pPr>
-              <w:spacing w:after="80"/>
-            </w:pPr>
-            <w:r>
-              <w:rPr>
-                <w:rFonts w:ascii="Times New Roman" w:eastAsia="DFKai-SB"/>
+              <w:spacing w:after="140" w:before="0" w:line="312" w:lineRule="auto"/>
+            </w:pPr>
+            <w:r>
+              <w:rPr>
+                <w:rFonts w:ascii="Times New Roman" w:eastAsia="DFKai-SB"/>
+                <w:color w:val="7A6A3A"/>
                 <w:sz w:val="22"/>
                 <w:szCs w:val="22"/>
               </w:rPr>
@@ -1247,7 +1267,7 @@
           </w:tcPr>
           <w:p>
             <w:pPr>
-              <w:spacing w:after="80"/>
+              <w:spacing w:after="80" w:line="288" w:lineRule="auto"/>
             </w:pPr>
             <w:r>
               <w:rPr>
@@ -1282,7 +1302,7 @@
           </w:tcPr>
           <w:p>
             <w:pPr>
-              <w:spacing w:after="80"/>
+              <w:spacing w:after="60"/>
             </w:pPr>
             <w:r>
               <w:rPr>
@@ -1297,7 +1317,7 @@
           </w:p>
           <w:p>
             <w:pPr>
-              <w:spacing w:after="80"/>
+              <w:spacing w:after="60"/>
             </w:pPr>
             <w:r>
               <w:rPr>
@@ -1329,7 +1349,7 @@
           </w:tcPr>
           <w:p>
             <w:pPr>
-              <w:spacing w:after="80"/>
+              <w:spacing w:after="140" w:before="0" w:line="312" w:lineRule="auto"/>
             </w:pPr>
             <w:r>
               <w:rPr>
@@ -1342,11 +1362,12 @@
           </w:p>
           <w:p>
             <w:pPr>
-              <w:spacing w:after="80"/>
-            </w:pPr>
-            <w:r>
-              <w:rPr>
-                <w:rFonts w:ascii="Times New Roman" w:eastAsia="DFKai-SB"/>
+              <w:spacing w:after="140" w:before="0" w:line="312" w:lineRule="auto"/>
+            </w:pPr>
+            <w:r>
+              <w:rPr>
+                <w:rFonts w:ascii="Times New Roman" w:eastAsia="DFKai-SB"/>
+                <w:color w:val="7A6A3A"/>
                 <w:sz w:val="22"/>
                 <w:szCs w:val="22"/>
               </w:rPr>
@@ -1355,7 +1376,7 @@
           </w:p>
           <w:p>
             <w:pPr>
-              <w:spacing w:after="80"/>
+              <w:spacing w:after="140" w:before="0" w:line="312" w:lineRule="auto"/>
             </w:pPr>
             <w:r>
               <w:rPr>
@@ -1368,7 +1389,7 @@
           </w:p>
           <w:p>
             <w:pPr>
-              <w:spacing w:after="80"/>
+              <w:spacing w:after="140" w:before="0" w:line="312" w:lineRule="auto"/>
             </w:pPr>
             <w:r>
               <w:rPr>
@@ -1381,7 +1402,7 @@
           </w:p>
           <w:p>
             <w:pPr>
-              <w:spacing w:after="80"/>
+              <w:spacing w:after="140" w:before="0" w:line="312" w:lineRule="auto"/>
             </w:pPr>
             <w:r>
               <w:rPr>
@@ -1411,7 +1432,7 @@
           </w:tcPr>
           <w:p>
             <w:pPr>
-              <w:spacing w:after="80"/>
+              <w:spacing w:after="80" w:line="288" w:lineRule="auto"/>
             </w:pPr>
             <w:r>
               <w:rPr>
@@ -1446,7 +1467,7 @@
           </w:tcPr>
           <w:p>
             <w:pPr>
-              <w:spacing w:after="80"/>
+              <w:spacing w:after="60"/>
             </w:pPr>
             <w:r>
               <w:rPr>
@@ -1461,7 +1482,7 @@
           </w:p>
           <w:p>
             <w:pPr>
-              <w:spacing w:after="80"/>
+              <w:spacing w:after="60"/>
             </w:pPr>
             <w:r>
               <w:rPr>
@@ -1493,7 +1514,7 @@
           </w:tcPr>
           <w:p>
             <w:pPr>
-              <w:spacing w:after="80"/>
+              <w:spacing w:after="140" w:before="0" w:line="312" w:lineRule="auto"/>
             </w:pPr>
             <w:r>
               <w:rPr>
@@ -1506,7 +1527,7 @@
           </w:p>
           <w:p>
             <w:pPr>
-              <w:spacing w:after="80"/>
+              <w:spacing w:after="140" w:before="0" w:line="312" w:lineRule="auto"/>
             </w:pPr>
             <w:r>
               <w:rPr>
@@ -1519,7 +1540,7 @@
           </w:p>
           <w:p>
             <w:pPr>
-              <w:spacing w:after="80"/>
+              <w:spacing w:after="140" w:before="0" w:line="312" w:lineRule="auto"/>
             </w:pPr>
             <w:r>
               <w:rPr>
@@ -1532,7 +1553,7 @@
           </w:p>
           <w:p>
             <w:pPr>
-              <w:spacing w:after="80"/>
+              <w:spacing w:after="140" w:before="0" w:line="312" w:lineRule="auto"/>
             </w:pPr>
             <w:r>
               <w:rPr>
@@ -1562,7 +1583,7 @@
           </w:tcPr>
           <w:p>
             <w:pPr>
-              <w:spacing w:after="80"/>
+              <w:spacing w:after="80" w:line="288" w:lineRule="auto"/>
             </w:pPr>
             <w:r>
               <w:rPr>
@@ -1597,7 +1618,7 @@
           </w:tcPr>
           <w:p>
             <w:pPr>
-              <w:spacing w:after="80"/>
+              <w:spacing w:after="60"/>
             </w:pPr>
             <w:r>
               <w:rPr>
@@ -1612,7 +1633,7 @@
           </w:p>
           <w:p>
             <w:pPr>
-              <w:spacing w:after="80"/>
+              <w:spacing w:after="60"/>
             </w:pPr>
             <w:r>
               <w:rPr>
@@ -1644,7 +1665,7 @@
           </w:tcPr>
           <w:p>
             <w:pPr>
-              <w:spacing w:after="80"/>
+              <w:spacing w:after="140" w:before="0" w:line="312" w:lineRule="auto"/>
             </w:pPr>
             <w:r>
               <w:rPr>
@@ -1657,7 +1678,7 @@
           </w:p>
           <w:p>
             <w:pPr>
-              <w:spacing w:after="80"/>
+              <w:spacing w:after="140" w:before="0" w:line="312" w:lineRule="auto"/>
             </w:pPr>
             <w:r>
               <w:rPr>
@@ -1670,7 +1691,7 @@
           </w:p>
           <w:p>
             <w:pPr>
-              <w:spacing w:after="80"/>
+              <w:spacing w:after="140" w:before="0" w:line="312" w:lineRule="auto"/>
             </w:pPr>
             <w:r>
               <w:rPr>
@@ -1700,7 +1721,7 @@
           </w:tcPr>
           <w:p>
             <w:pPr>
-              <w:spacing w:after="80"/>
+              <w:spacing w:after="80" w:line="288" w:lineRule="auto"/>
             </w:pPr>
             <w:r>
               <w:rPr>
@@ -1735,7 +1756,7 @@
           </w:tcPr>
           <w:p>
             <w:pPr>
-              <w:spacing w:after="80"/>
+              <w:spacing w:after="60"/>
             </w:pPr>
             <w:r>
               <w:rPr>
@@ -1750,7 +1771,7 @@
           </w:p>
           <w:p>
             <w:pPr>
-              <w:spacing w:after="80"/>
+              <w:spacing w:after="60"/>
             </w:pPr>
             <w:r>
               <w:rPr>
@@ -1782,7 +1803,7 @@
           </w:tcPr>
           <w:p>
             <w:pPr>
-              <w:spacing w:after="80"/>
+              <w:spacing w:after="140" w:before="0" w:line="312" w:lineRule="auto"/>
             </w:pPr>
             <w:r>
               <w:rPr>
@@ -1795,7 +1816,7 @@
           </w:p>
           <w:p>
             <w:pPr>
-              <w:spacing w:after="80"/>
+              <w:spacing w:after="140" w:before="0" w:line="312" w:lineRule="auto"/>
             </w:pPr>
             <w:r>
               <w:rPr>
@@ -1825,7 +1846,7 @@
           </w:tcPr>
           <w:p>
             <w:pPr>
-              <w:spacing w:after="80"/>
+              <w:spacing w:after="80" w:line="288" w:lineRule="auto"/>
             </w:pPr>
             <w:r>
               <w:rPr>
@@ -1860,7 +1881,7 @@
           </w:tcPr>
           <w:p>
             <w:pPr>
-              <w:spacing w:after="80"/>
+              <w:spacing w:after="60"/>
             </w:pPr>
             <w:r>
               <w:rPr>
@@ -1875,7 +1896,7 @@
           </w:p>
           <w:p>
             <w:pPr>
-              <w:spacing w:after="80"/>
+              <w:spacing w:after="60"/>
             </w:pPr>
             <w:r>
               <w:rPr>
@@ -1907,7 +1928,7 @@
           </w:tcPr>
           <w:p>
             <w:pPr>
-              <w:spacing w:after="80"/>
+              <w:spacing w:after="140" w:before="0" w:line="312" w:lineRule="auto"/>
             </w:pPr>
             <w:r>
               <w:rPr>
@@ -1920,7 +1941,7 @@
           </w:p>
           <w:p>
             <w:pPr>
-              <w:spacing w:after="80"/>
+              <w:spacing w:after="140" w:before="0" w:line="312" w:lineRule="auto"/>
             </w:pPr>
             <w:r>
               <w:rPr>
@@ -1950,7 +1971,7 @@
           </w:tcPr>
           <w:p>
             <w:pPr>
-              <w:spacing w:after="80"/>
+              <w:spacing w:after="80" w:line="288" w:lineRule="auto"/>
             </w:pPr>
             <w:r>
               <w:rPr>
@@ -1985,7 +2006,7 @@
           </w:tcPr>
           <w:p>
             <w:pPr>
-              <w:spacing w:after="80"/>
+              <w:spacing w:after="60"/>
             </w:pPr>
             <w:r>
               <w:rPr>
@@ -2000,7 +2021,7 @@
           </w:p>
           <w:p>
             <w:pPr>
-              <w:spacing w:after="80"/>
+              <w:spacing w:after="60"/>
             </w:pPr>
             <w:r>
               <w:rPr>
@@ -2032,7 +2053,7 @@
           </w:tcPr>
           <w:p>
             <w:pPr>
-              <w:spacing w:after="80"/>
+              <w:spacing w:after="140" w:before="0" w:line="312" w:lineRule="auto"/>
             </w:pPr>
             <w:r>
               <w:rPr>
@@ -2045,7 +2066,7 @@
           </w:p>
           <w:p>
             <w:pPr>
-              <w:spacing w:after="80"/>
+              <w:spacing w:after="140" w:before="0" w:line="312" w:lineRule="auto"/>
             </w:pPr>
             <w:r>
               <w:rPr>
@@ -2075,7 +2096,7 @@
           </w:tcPr>
           <w:p>
             <w:pPr>
-              <w:spacing w:after="80"/>
+              <w:spacing w:after="80" w:line="288" w:lineRule="auto"/>
             </w:pPr>
             <w:r>
               <w:rPr>
@@ -2110,7 +2131,7 @@
           </w:tcPr>
           <w:p>
             <w:pPr>
-              <w:spacing w:after="80"/>
+              <w:spacing w:after="60"/>
             </w:pPr>
             <w:r>
               <w:rPr>
@@ -2125,7 +2146,7 @@
           </w:p>
           <w:p>
             <w:pPr>
-              <w:spacing w:after="80"/>
+              <w:spacing w:after="60"/>
             </w:pPr>
             <w:r>
               <w:rPr>
@@ -2157,7 +2178,7 @@
           </w:tcPr>
           <w:p>
             <w:pPr>
-              <w:spacing w:after="80"/>
+              <w:spacing w:after="140" w:before="0" w:line="312" w:lineRule="auto"/>
             </w:pPr>
             <w:r>
               <w:rPr>
@@ -2187,7 +2208,7 @@
           </w:tcPr>
           <w:p>
             <w:pPr>
-              <w:spacing w:after="80"/>
+              <w:spacing w:after="80" w:line="288" w:lineRule="auto"/>
             </w:pPr>
             <w:r>
               <w:rPr>
@@ -2222,7 +2243,7 @@
           </w:tcPr>
           <w:p>
             <w:pPr>
-              <w:spacing w:after="80"/>
+              <w:spacing w:after="60"/>
             </w:pPr>
             <w:r>
               <w:rPr>
@@ -2237,7 +2258,7 @@
           </w:p>
           <w:p>
             <w:pPr>
-              <w:spacing w:after="80"/>
+              <w:spacing w:after="60"/>
             </w:pPr>
             <w:r>
               <w:rPr>
@@ -2269,7 +2290,7 @@
           </w:tcPr>
           <w:p>
             <w:pPr>
-              <w:spacing w:after="80"/>
+              <w:spacing w:after="140" w:before="0" w:line="312" w:lineRule="auto"/>
             </w:pPr>
             <w:r>
               <w:rPr>
@@ -2299,7 +2320,7 @@
           </w:tcPr>
           <w:p>
             <w:pPr>
-              <w:spacing w:after="80"/>
+              <w:spacing w:after="80" w:line="288" w:lineRule="auto"/>
             </w:pPr>
             <w:r>
               <w:rPr>
@@ -2334,7 +2355,7 @@
           </w:tcPr>
           <w:p>
             <w:pPr>
-              <w:spacing w:after="80"/>
+              <w:spacing w:after="60"/>
             </w:pPr>
             <w:r>
               <w:rPr>
@@ -2349,7 +2370,7 @@
           </w:p>
           <w:p>
             <w:pPr>
-              <w:spacing w:after="80"/>
+              <w:spacing w:after="60"/>
             </w:pPr>
             <w:r>
               <w:rPr>
@@ -2381,7 +2402,7 @@
           </w:tcPr>
           <w:p>
             <w:pPr>
-              <w:spacing w:after="80"/>
+              <w:spacing w:after="140" w:before="0" w:line="312" w:lineRule="auto"/>
             </w:pPr>
             <w:r>
               <w:rPr>
@@ -2411,7 +2432,7 @@
           </w:tcPr>
           <w:p>
             <w:pPr>
-              <w:spacing w:after="80"/>
+              <w:spacing w:after="80" w:line="288" w:lineRule="auto"/>
             </w:pPr>
             <w:r>
               <w:rPr>
@@ -2446,7 +2467,7 @@
           </w:tcPr>
           <w:p>
             <w:pPr>
-              <w:spacing w:after="80"/>
+              <w:spacing w:after="60"/>
             </w:pPr>
             <w:r>
               <w:rPr>
@@ -2461,7 +2482,7 @@
           </w:p>
           <w:p>
             <w:pPr>
-              <w:spacing w:after="80"/>
+              <w:spacing w:after="60"/>
             </w:pPr>
             <w:r>
               <w:rPr>
@@ -2493,7 +2514,7 @@
           </w:tcPr>
           <w:p>
             <w:pPr>
-              <w:spacing w:after="80"/>
+              <w:spacing w:after="140" w:before="0" w:line="312" w:lineRule="auto"/>
             </w:pPr>
             <w:r>
               <w:rPr>
@@ -2523,7 +2544,7 @@
           </w:tcPr>
           <w:p>
             <w:pPr>
-              <w:spacing w:after="80"/>
+              <w:spacing w:after="80" w:line="288" w:lineRule="auto"/>
             </w:pPr>
             <w:r>
               <w:rPr>
@@ -2558,7 +2579,7 @@
           </w:tcPr>
           <w:p>
             <w:pPr>
-              <w:spacing w:after="80"/>
+              <w:spacing w:after="60"/>
             </w:pPr>
             <w:r>
               <w:rPr>
@@ -2573,7 +2594,7 @@
           </w:p>
           <w:p>
             <w:pPr>
-              <w:spacing w:after="80"/>
+              <w:spacing w:after="60"/>
             </w:pPr>
             <w:r>
               <w:rPr>
@@ -2605,7 +2626,7 @@
           </w:tcPr>
           <w:p>
             <w:pPr>
-              <w:spacing w:after="80"/>
+              <w:spacing w:after="140" w:before="0" w:line="312" w:lineRule="auto"/>
             </w:pPr>
             <w:r>
               <w:rPr>
@@ -2635,7 +2656,7 @@
           </w:tcPr>
           <w:p>
             <w:pPr>
-              <w:spacing w:after="80"/>
+              <w:spacing w:after="80" w:line="288" w:lineRule="auto"/>
             </w:pPr>
             <w:r>
               <w:rPr>
@@ -2670,7 +2691,7 @@
           </w:tcPr>
           <w:p>
             <w:pPr>
-              <w:spacing w:after="80"/>
+              <w:spacing w:after="60"/>
             </w:pPr>
             <w:r>
               <w:rPr>
@@ -2685,7 +2706,7 @@
           </w:p>
           <w:p>
             <w:pPr>
-              <w:spacing w:after="80"/>
+              <w:spacing w:after="60"/>
             </w:pPr>
             <w:r>
               <w:rPr>
@@ -2717,7 +2738,7 @@
           </w:tcPr>
           <w:p>
             <w:pPr>
-              <w:spacing w:after="80"/>
+              <w:spacing w:after="140" w:before="0" w:line="312" w:lineRule="auto"/>
             </w:pPr>
             <w:r>
               <w:rPr>
@@ -2747,7 +2768,7 @@
           </w:tcPr>
           <w:p>
             <w:pPr>
-              <w:spacing w:after="80"/>
+              <w:spacing w:after="80" w:line="288" w:lineRule="auto"/>
             </w:pPr>
             <w:r>
               <w:rPr>
@@ -2782,7 +2803,7 @@
           </w:tcPr>
           <w:p>
             <w:pPr>
-              <w:spacing w:after="80"/>
+              <w:spacing w:after="60"/>
             </w:pPr>
             <w:r>
               <w:rPr>
@@ -2797,7 +2818,7 @@
           </w:p>
           <w:p>
             <w:pPr>
-              <w:spacing w:after="80"/>
+              <w:spacing w:after="60"/>
             </w:pPr>
             <w:r>
               <w:rPr>
@@ -2829,7 +2850,7 @@
           </w:tcPr>
           <w:p>
             <w:pPr>
-              <w:spacing w:after="80"/>
+              <w:spacing w:after="140" w:before="0" w:line="312" w:lineRule="auto"/>
             </w:pPr>
             <w:r>
               <w:rPr>
@@ -2859,7 +2880,7 @@
           </w:tcPr>
           <w:p>
             <w:pPr>
-              <w:spacing w:after="80"/>
+              <w:spacing w:after="80" w:line="288" w:lineRule="auto"/>
             </w:pPr>
             <w:r>
               <w:rPr>
@@ -2894,7 +2915,7 @@
           </w:tcPr>
           <w:p>
             <w:pPr>
-              <w:spacing w:after="80"/>
+              <w:spacing w:after="60"/>
             </w:pPr>
             <w:r>
               <w:rPr>
@@ -2909,7 +2930,7 @@
           </w:p>
           <w:p>
             <w:pPr>
-              <w:spacing w:after="80"/>
+              <w:spacing w:after="60"/>
             </w:pPr>
             <w:r>
               <w:rPr>
@@ -2941,7 +2962,7 @@
           </w:tcPr>
           <w:p>
             <w:pPr>
-              <w:spacing w:after="80"/>
+              <w:spacing w:after="140" w:before="0" w:line="312" w:lineRule="auto"/>
             </w:pPr>
             <w:r>
               <w:rPr>
@@ -2971,7 +2992,7 @@
           </w:tcPr>
           <w:p>
             <w:pPr>
-              <w:spacing w:after="80"/>
+              <w:spacing w:after="80" w:line="288" w:lineRule="auto"/>
             </w:pPr>
             <w:r>
               <w:rPr>
@@ -3006,7 +3027,7 @@
           </w:tcPr>
           <w:p>
             <w:pPr>
-              <w:spacing w:after="80"/>
+              <w:spacing w:after="60"/>
             </w:pPr>
             <w:r>
               <w:rPr>
@@ -3021,7 +3042,7 @@
           </w:p>
           <w:p>
             <w:pPr>
-              <w:spacing w:after="80"/>
+              <w:spacing w:after="60"/>
             </w:pPr>
             <w:r>
               <w:rPr>
@@ -3053,7 +3074,7 @@
           </w:tcPr>
           <w:p>
             <w:pPr>
-              <w:spacing w:after="80"/>
+              <w:spacing w:after="140" w:before="0" w:line="312" w:lineRule="auto"/>
             </w:pPr>
             <w:r>
               <w:rPr>
@@ -3083,7 +3104,7 @@
           </w:tcPr>
           <w:p>
             <w:pPr>
-              <w:spacing w:after="80"/>
+              <w:spacing w:after="80" w:line="288" w:lineRule="auto"/>
             </w:pPr>
             <w:r>
               <w:rPr>
@@ -3118,7 +3139,7 @@
           </w:tcPr>
           <w:p>
             <w:pPr>
-              <w:spacing w:after="80"/>
+              <w:spacing w:after="60"/>
             </w:pPr>
             <w:r>
               <w:rPr>
@@ -3133,7 +3154,7 @@
           </w:p>
           <w:p>
             <w:pPr>
-              <w:spacing w:after="80"/>
+              <w:spacing w:after="60"/>
             </w:pPr>
             <w:r>
               <w:rPr>
@@ -3165,7 +3186,7 @@
           </w:tcPr>
           <w:p>
             <w:pPr>
-              <w:spacing w:after="80"/>
+              <w:spacing w:after="140" w:before="0" w:line="312" w:lineRule="auto"/>
             </w:pPr>
             <w:r>
               <w:rPr>
@@ -3195,7 +3216,7 @@
           </w:tcPr>
           <w:p>
             <w:pPr>
-              <w:spacing w:after="80"/>
+              <w:spacing w:after="80" w:line="288" w:lineRule="auto"/>
             </w:pPr>
             <w:r>
               <w:rPr>
@@ -3230,7 +3251,7 @@
           </w:tcPr>
           <w:p>
             <w:pPr>
-              <w:spacing w:after="80"/>
+              <w:spacing w:after="60"/>
             </w:pPr>
             <w:r>
               <w:rPr>
@@ -3245,7 +3266,7 @@
           </w:p>
           <w:p>
             <w:pPr>
-              <w:spacing w:after="80"/>
+              <w:spacing w:after="60"/>
             </w:pPr>
             <w:r>
               <w:rPr>
@@ -3277,7 +3298,7 @@
           </w:tcPr>
           <w:p>
             <w:pPr>
-              <w:spacing w:after="80"/>
+              <w:spacing w:after="140" w:before="0" w:line="312" w:lineRule="auto"/>
             </w:pPr>
             <w:r>
               <w:rPr>
@@ -3307,7 +3328,7 @@
           </w:tcPr>
           <w:p>
             <w:pPr>
-              <w:spacing w:after="80"/>
+              <w:spacing w:after="80" w:line="288" w:lineRule="auto"/>
             </w:pPr>
             <w:r>
               <w:rPr>
@@ -3342,7 +3363,7 @@
           </w:tcPr>
           <w:p>
             <w:pPr>
-              <w:spacing w:after="80"/>
+              <w:spacing w:after="60"/>
             </w:pPr>
             <w:r>
               <w:rPr>
@@ -3357,7 +3378,7 @@
           </w:p>
           <w:p>
             <w:pPr>
-              <w:spacing w:after="80"/>
+              <w:spacing w:after="60"/>
             </w:pPr>
             <w:r>
               <w:rPr>
@@ -3389,7 +3410,7 @@
           </w:tcPr>
           <w:p>
             <w:pPr>
-              <w:spacing w:after="80"/>
+              <w:spacing w:after="140" w:before="0" w:line="312" w:lineRule="auto"/>
             </w:pPr>
             <w:r>
               <w:rPr>
@@ -3419,7 +3440,7 @@
           </w:tcPr>
           <w:p>
             <w:pPr>
-              <w:spacing w:after="80"/>
+              <w:spacing w:after="80" w:line="288" w:lineRule="auto"/>
             </w:pPr>
             <w:r>
               <w:rPr>
@@ -3605,7 +3626,7 @@
           </w:tcPr>
           <w:p>
             <w:pPr>
-              <w:spacing w:after="80"/>
+              <w:spacing w:after="60"/>
             </w:pPr>
             <w:r>
               <w:rPr>
@@ -3620,7 +3641,7 @@
           </w:p>
           <w:p>
             <w:pPr>
-              <w:spacing w:after="80"/>
+              <w:spacing w:after="60"/>
             </w:pPr>
             <w:r>
               <w:rPr>
@@ -3652,20 +3673,22 @@
           </w:tcPr>
           <w:p>
             <w:pPr>
-              <w:spacing w:after="80"/>
-            </w:pPr>
-            <w:r>
-              <w:rPr>
-                <w:rFonts w:ascii="Times New Roman" w:eastAsia="DFKai-SB"/>
-                <w:sz w:val="22"/>
-                <w:szCs w:val="22"/>
-              </w:rPr>
-              <w:t xml:space="preserve">三顧頻繁天下計，兩朝開濟老臣心／兩表酬三顧，一對足千秋</w:t>
-            </w:r>
-          </w:p>
-          <w:p>
-            <w:pPr>
-              <w:spacing w:after="80"/>
+              <w:spacing w:after="140" w:before="0" w:line="312" w:lineRule="auto"/>
+            </w:pPr>
+            <w:r>
+              <w:rPr>
+                <w:rFonts w:ascii="Times New Roman" w:eastAsia="DFKai-SB"/>
+                <w:sz w:val="22"/>
+                <w:szCs w:val="22"/>
+              </w:rPr>
+              <w:t>三顧頻繁天下計，兩朝開濟老臣心／</w:t>
+              <w:br/>
+              <w:t xml:space="preserve">　兩表酬三顧，一對足千秋</w:t>
+            </w:r>
+          </w:p>
+          <w:p>
+            <w:pPr>
+              <w:spacing w:after="140" w:before="0" w:line="312" w:lineRule="auto"/>
             </w:pPr>
             <w:r>
               <w:rPr>
@@ -3678,7 +3701,7 @@
           </w:p>
           <w:p>
             <w:pPr>
-              <w:spacing w:after="80"/>
+              <w:spacing w:after="140" w:before="0" w:line="312" w:lineRule="auto"/>
             </w:pPr>
             <w:r>
               <w:rPr>
@@ -3691,7 +3714,7 @@
           </w:p>
           <w:p>
             <w:pPr>
-              <w:spacing w:after="80"/>
+              <w:spacing w:after="140" w:before="0" w:line="312" w:lineRule="auto"/>
             </w:pPr>
             <w:r>
               <w:rPr>
@@ -3704,7 +3727,7 @@
           </w:p>
           <w:p>
             <w:pPr>
-              <w:spacing w:after="80"/>
+              <w:spacing w:after="140" w:before="0" w:line="312" w:lineRule="auto"/>
             </w:pPr>
             <w:r>
               <w:rPr>
@@ -3717,7 +3740,7 @@
           </w:p>
           <w:p>
             <w:pPr>
-              <w:spacing w:after="80"/>
+              <w:spacing w:after="140" w:before="0" w:line="312" w:lineRule="auto"/>
             </w:pPr>
             <w:r>
               <w:rPr>
@@ -3730,7 +3753,7 @@
           </w:p>
           <w:p>
             <w:pPr>
-              <w:spacing w:after="80"/>
+              <w:spacing w:after="140" w:before="0" w:line="312" w:lineRule="auto"/>
             </w:pPr>
             <w:r>
               <w:rPr>
@@ -3743,7 +3766,7 @@
           </w:p>
           <w:p>
             <w:pPr>
-              <w:spacing w:after="80"/>
+              <w:spacing w:after="140" w:before="0" w:line="312" w:lineRule="auto"/>
             </w:pPr>
             <w:r>
               <w:rPr>
@@ -3756,7 +3779,7 @@
           </w:p>
           <w:p>
             <w:pPr>
-              <w:spacing w:after="80"/>
+              <w:spacing w:after="140" w:before="0" w:line="312" w:lineRule="auto"/>
             </w:pPr>
             <w:r>
               <w:rPr>
@@ -3769,7 +3792,7 @@
           </w:p>
           <w:p>
             <w:pPr>
-              <w:spacing w:after="80"/>
+              <w:spacing w:after="140" w:before="0" w:line="312" w:lineRule="auto"/>
             </w:pPr>
             <w:r>
               <w:rPr>
@@ -3782,7 +3805,7 @@
           </w:p>
           <w:p>
             <w:pPr>
-              <w:spacing w:after="80"/>
+              <w:spacing w:after="140" w:before="0" w:line="312" w:lineRule="auto"/>
             </w:pPr>
             <w:r>
               <w:rPr>
@@ -3795,7 +3818,7 @@
           </w:p>
           <w:p>
             <w:pPr>
-              <w:spacing w:after="80"/>
+              <w:spacing w:after="140" w:before="0" w:line="312" w:lineRule="auto"/>
             </w:pPr>
             <w:r>
               <w:rPr>
@@ -3808,7 +3831,7 @@
           </w:p>
           <w:p>
             <w:pPr>
-              <w:spacing w:after="80"/>
+              <w:spacing w:after="140" w:before="0" w:line="312" w:lineRule="auto"/>
             </w:pPr>
             <w:r>
               <w:rPr>
@@ -3821,7 +3844,7 @@
           </w:p>
           <w:p>
             <w:pPr>
-              <w:spacing w:after="80"/>
+              <w:spacing w:after="140" w:before="0" w:line="312" w:lineRule="auto"/>
             </w:pPr>
             <w:r>
               <w:rPr>
@@ -3834,7 +3857,7 @@
           </w:p>
           <w:p>
             <w:pPr>
-              <w:spacing w:after="80"/>
+              <w:spacing w:after="140" w:before="0" w:line="312" w:lineRule="auto"/>
             </w:pPr>
             <w:r>
               <w:rPr>
@@ -3847,7 +3870,7 @@
           </w:p>
           <w:p>
             <w:pPr>
-              <w:spacing w:after="80"/>
+              <w:spacing w:after="140" w:before="0" w:line="312" w:lineRule="auto"/>
             </w:pPr>
             <w:r>
               <w:rPr>
@@ -3860,7 +3883,7 @@
           </w:p>
           <w:p>
             <w:pPr>
-              <w:spacing w:after="80"/>
+              <w:spacing w:after="140" w:before="0" w:line="312" w:lineRule="auto"/>
             </w:pPr>
             <w:r>
               <w:rPr>
@@ -3873,7 +3896,7 @@
           </w:p>
           <w:p>
             <w:pPr>
-              <w:spacing w:after="80"/>
+              <w:spacing w:after="140" w:before="0" w:line="312" w:lineRule="auto"/>
             </w:pPr>
             <w:r>
               <w:rPr>
@@ -3886,7 +3909,7 @@
           </w:p>
           <w:p>
             <w:pPr>
-              <w:spacing w:after="80"/>
+              <w:spacing w:after="140" w:before="0" w:line="312" w:lineRule="auto"/>
             </w:pPr>
             <w:r>
               <w:rPr>
@@ -3899,7 +3922,7 @@
           </w:p>
           <w:p>
             <w:pPr>
-              <w:spacing w:after="80"/>
+              <w:spacing w:after="140" w:before="0" w:line="312" w:lineRule="auto"/>
             </w:pPr>
             <w:r>
               <w:rPr>
@@ -3912,7 +3935,7 @@
           </w:p>
           <w:p>
             <w:pPr>
-              <w:spacing w:after="80"/>
+              <w:spacing w:after="140" w:before="0" w:line="312" w:lineRule="auto"/>
             </w:pPr>
             <w:r>
               <w:rPr>
@@ -3942,7 +3965,7 @@
           </w:tcPr>
           <w:p>
             <w:pPr>
-              <w:spacing w:after="80"/>
+              <w:spacing w:after="80" w:line="288" w:lineRule="auto"/>
             </w:pPr>
             <w:r>
               <w:rPr>
@@ -3977,7 +4000,7 @@
           </w:tcPr>
           <w:p>
             <w:pPr>
-              <w:spacing w:after="80"/>
+              <w:spacing w:after="60"/>
             </w:pPr>
             <w:r>
               <w:rPr>
@@ -3992,7 +4015,7 @@
           </w:p>
           <w:p>
             <w:pPr>
-              <w:spacing w:after="80"/>
+              <w:spacing w:after="60"/>
             </w:pPr>
             <w:r>
               <w:rPr>
@@ -4024,20 +4047,22 @@
           </w:tcPr>
           <w:p>
             <w:pPr>
-              <w:spacing w:after="80"/>
-            </w:pPr>
-            <w:r>
-              <w:rPr>
-                <w:rFonts w:ascii="Times New Roman" w:eastAsia="DFKai-SB"/>
-                <w:sz w:val="22"/>
-                <w:szCs w:val="22"/>
-              </w:rPr>
-              <w:t xml:space="preserve">三字蒙冤，千秋湛血；一生忠勇，萬古綱常／靖康恥，猶未雪；臣子恨，何時滅</w:t>
-            </w:r>
-          </w:p>
-          <w:p>
-            <w:pPr>
-              <w:spacing w:after="80"/>
+              <w:spacing w:after="140" w:before="0" w:line="312" w:lineRule="auto"/>
+            </w:pPr>
+            <w:r>
+              <w:rPr>
+                <w:rFonts w:ascii="Times New Roman" w:eastAsia="DFKai-SB"/>
+                <w:sz w:val="22"/>
+                <w:szCs w:val="22"/>
+              </w:rPr>
+              <w:t>三字蒙冤，千秋湛血；一生忠勇，萬古綱常／</w:t>
+              <w:br/>
+              <w:t xml:space="preserve">　靖康恥，猶未雪；臣子恨，何時滅</w:t>
+            </w:r>
+          </w:p>
+          <w:p>
+            <w:pPr>
+              <w:spacing w:after="140" w:before="0" w:line="312" w:lineRule="auto"/>
             </w:pPr>
             <w:r>
               <w:rPr>
@@ -4050,7 +4075,7 @@
           </w:p>
           <w:p>
             <w:pPr>
-              <w:spacing w:after="80"/>
+              <w:spacing w:after="140" w:before="0" w:line="312" w:lineRule="auto"/>
             </w:pPr>
             <w:r>
               <w:rPr>
@@ -4063,7 +4088,7 @@
           </w:p>
           <w:p>
             <w:pPr>
-              <w:spacing w:after="80"/>
+              <w:spacing w:after="140" w:before="0" w:line="312" w:lineRule="auto"/>
             </w:pPr>
             <w:r>
               <w:rPr>
@@ -4076,7 +4101,7 @@
           </w:p>
           <w:p>
             <w:pPr>
-              <w:spacing w:after="80"/>
+              <w:spacing w:after="140" w:before="0" w:line="312" w:lineRule="auto"/>
             </w:pPr>
             <w:r>
               <w:rPr>
@@ -4089,7 +4114,7 @@
           </w:p>
           <w:p>
             <w:pPr>
-              <w:spacing w:after="80"/>
+              <w:spacing w:after="140" w:before="0" w:line="312" w:lineRule="auto"/>
             </w:pPr>
             <w:r>
               <w:rPr>
@@ -4102,7 +4127,7 @@
           </w:p>
           <w:p>
             <w:pPr>
-              <w:spacing w:after="80"/>
+              <w:spacing w:after="140" w:before="0" w:line="312" w:lineRule="auto"/>
             </w:pPr>
             <w:r>
               <w:rPr>
@@ -4115,7 +4140,7 @@
           </w:p>
           <w:p>
             <w:pPr>
-              <w:spacing w:after="80"/>
+              <w:spacing w:after="140" w:before="0" w:line="312" w:lineRule="auto"/>
             </w:pPr>
             <w:r>
               <w:rPr>
@@ -4128,7 +4153,7 @@
           </w:p>
           <w:p>
             <w:pPr>
-              <w:spacing w:after="80"/>
+              <w:spacing w:after="140" w:before="0" w:line="312" w:lineRule="auto"/>
             </w:pPr>
             <w:r>
               <w:rPr>
@@ -4158,7 +4183,7 @@
           </w:tcPr>
           <w:p>
             <w:pPr>
-              <w:spacing w:after="80"/>
+              <w:spacing w:after="80" w:line="288" w:lineRule="auto"/>
             </w:pPr>
             <w:r>
               <w:rPr>
@@ -4193,7 +4218,7 @@
           </w:tcPr>
           <w:p>
             <w:pPr>
-              <w:spacing w:after="80"/>
+              <w:spacing w:after="60"/>
             </w:pPr>
             <w:r>
               <w:rPr>
@@ -4208,7 +4233,7 @@
           </w:p>
           <w:p>
             <w:pPr>
-              <w:spacing w:after="80"/>
+              <w:spacing w:after="60"/>
             </w:pPr>
             <w:r>
               <w:rPr>
@@ -4240,7 +4265,7 @@
           </w:tcPr>
           <w:p>
             <w:pPr>
-              <w:spacing w:after="80"/>
+              <w:spacing w:after="140" w:before="0" w:line="312" w:lineRule="auto"/>
             </w:pPr>
             <w:r>
               <w:rPr>
@@ -4253,11 +4278,12 @@
           </w:p>
           <w:p>
             <w:pPr>
-              <w:spacing w:after="80"/>
-            </w:pPr>
-            <w:r>
-              <w:rPr>
-                <w:rFonts w:ascii="Times New Roman" w:eastAsia="DFKai-SB"/>
+              <w:spacing w:after="140" w:before="0" w:line="312" w:lineRule="auto"/>
+            </w:pPr>
+            <w:r>
+              <w:rPr>
+                <w:rFonts w:ascii="Times New Roman" w:eastAsia="DFKai-SB"/>
+                <w:color w:val="7A6A3A"/>
                 <w:sz w:val="22"/>
                 <w:szCs w:val="22"/>
               </w:rPr>
@@ -4266,7 +4292,7 @@
           </w:p>
           <w:p>
             <w:pPr>
-              <w:spacing w:after="80"/>
+              <w:spacing w:after="140" w:before="0" w:line="312" w:lineRule="auto"/>
             </w:pPr>
             <w:r>
               <w:rPr>
@@ -4279,7 +4305,7 @@
           </w:p>
           <w:p>
             <w:pPr>
-              <w:spacing w:after="80"/>
+              <w:spacing w:after="140" w:before="0" w:line="312" w:lineRule="auto"/>
             </w:pPr>
             <w:r>
               <w:rPr>
@@ -4292,7 +4318,7 @@
           </w:p>
           <w:p>
             <w:pPr>
-              <w:spacing w:after="80"/>
+              <w:spacing w:after="140" w:before="0" w:line="312" w:lineRule="auto"/>
             </w:pPr>
             <w:r>
               <w:rPr>
@@ -4305,7 +4331,7 @@
           </w:p>
           <w:p>
             <w:pPr>
-              <w:spacing w:after="80"/>
+              <w:spacing w:after="140" w:before="0" w:line="312" w:lineRule="auto"/>
             </w:pPr>
             <w:r>
               <w:rPr>
@@ -4335,7 +4361,7 @@
           </w:tcPr>
           <w:p>
             <w:pPr>
-              <w:spacing w:after="80"/>
+              <w:spacing w:after="80" w:line="288" w:lineRule="auto"/>
             </w:pPr>
             <w:r>
               <w:rPr>
@@ -4370,7 +4396,7 @@
           </w:tcPr>
           <w:p>
             <w:pPr>
-              <w:spacing w:after="80"/>
+              <w:spacing w:after="60"/>
             </w:pPr>
             <w:r>
               <w:rPr>
@@ -4385,7 +4411,7 @@
           </w:p>
           <w:p>
             <w:pPr>
-              <w:spacing w:after="80"/>
+              <w:spacing w:after="60"/>
             </w:pPr>
             <w:r>
               <w:rPr>
@@ -4417,7 +4443,7 @@
           </w:tcPr>
           <w:p>
             <w:pPr>
-              <w:spacing w:after="80"/>
+              <w:spacing w:after="140" w:before="0" w:line="312" w:lineRule="auto"/>
             </w:pPr>
             <w:r>
               <w:rPr>
@@ -4430,7 +4456,7 @@
           </w:p>
           <w:p>
             <w:pPr>
-              <w:spacing w:after="80"/>
+              <w:spacing w:after="140" w:before="0" w:line="312" w:lineRule="auto"/>
             </w:pPr>
             <w:r>
               <w:rPr>
@@ -4443,7 +4469,7 @@
           </w:p>
           <w:p>
             <w:pPr>
-              <w:spacing w:after="80"/>
+              <w:spacing w:after="140" w:before="0" w:line="312" w:lineRule="auto"/>
             </w:pPr>
             <w:r>
               <w:rPr>
@@ -4456,7 +4482,7 @@
           </w:p>
           <w:p>
             <w:pPr>
-              <w:spacing w:after="80"/>
+              <w:spacing w:after="140" w:before="0" w:line="312" w:lineRule="auto"/>
             </w:pPr>
             <w:r>
               <w:rPr>
@@ -4469,7 +4495,7 @@
           </w:p>
           <w:p>
             <w:pPr>
-              <w:spacing w:after="80"/>
+              <w:spacing w:after="140" w:before="0" w:line="312" w:lineRule="auto"/>
             </w:pPr>
             <w:r>
               <w:rPr>
@@ -4482,7 +4508,7 @@
           </w:p>
           <w:p>
             <w:pPr>
-              <w:spacing w:after="80"/>
+              <w:spacing w:after="140" w:before="0" w:line="312" w:lineRule="auto"/>
             </w:pPr>
             <w:r>
               <w:rPr>
@@ -4512,7 +4538,7 @@
           </w:tcPr>
           <w:p>
             <w:pPr>
-              <w:spacing w:after="80"/>
+              <w:spacing w:after="80" w:line="288" w:lineRule="auto"/>
             </w:pPr>
             <w:r>
               <w:rPr>
@@ -4547,7 +4573,7 @@
           </w:tcPr>
           <w:p>
             <w:pPr>
-              <w:spacing w:after="80"/>
+              <w:spacing w:after="60"/>
             </w:pPr>
             <w:r>
               <w:rPr>
@@ -4562,7 +4588,7 @@
           </w:p>
           <w:p>
             <w:pPr>
-              <w:spacing w:after="80"/>
+              <w:spacing w:after="60"/>
             </w:pPr>
             <w:r>
               <w:rPr>
@@ -4594,7 +4620,7 @@
           </w:tcPr>
           <w:p>
             <w:pPr>
-              <w:spacing w:after="80"/>
+              <w:spacing w:after="140" w:before="0" w:line="312" w:lineRule="auto"/>
             </w:pPr>
             <w:r>
               <w:rPr>
@@ -4607,7 +4633,7 @@
           </w:p>
           <w:p>
             <w:pPr>
-              <w:spacing w:after="80"/>
+              <w:spacing w:after="140" w:before="0" w:line="312" w:lineRule="auto"/>
             </w:pPr>
             <w:r>
               <w:rPr>
@@ -4620,7 +4646,7 @@
           </w:p>
           <w:p>
             <w:pPr>
-              <w:spacing w:after="80"/>
+              <w:spacing w:after="140" w:before="0" w:line="312" w:lineRule="auto"/>
             </w:pPr>
             <w:r>
               <w:rPr>
@@ -4633,7 +4659,7 @@
           </w:p>
           <w:p>
             <w:pPr>
-              <w:spacing w:after="80"/>
+              <w:spacing w:after="140" w:before="0" w:line="312" w:lineRule="auto"/>
             </w:pPr>
             <w:r>
               <w:rPr>
@@ -4646,7 +4672,7 @@
           </w:p>
           <w:p>
             <w:pPr>
-              <w:spacing w:after="80"/>
+              <w:spacing w:after="140" w:before="0" w:line="312" w:lineRule="auto"/>
             </w:pPr>
             <w:r>
               <w:rPr>
@@ -4676,7 +4702,7 @@
           </w:tcPr>
           <w:p>
             <w:pPr>
-              <w:spacing w:after="80"/>
+              <w:spacing w:after="80" w:line="288" w:lineRule="auto"/>
             </w:pPr>
             <w:r>
               <w:rPr>
@@ -4711,7 +4737,7 @@
           </w:tcPr>
           <w:p>
             <w:pPr>
-              <w:spacing w:after="80"/>
+              <w:spacing w:after="60"/>
             </w:pPr>
             <w:r>
               <w:rPr>
@@ -4726,7 +4752,7 @@
           </w:p>
           <w:p>
             <w:pPr>
-              <w:spacing w:after="80"/>
+              <w:spacing w:after="60"/>
             </w:pPr>
             <w:r>
               <w:rPr>
@@ -4758,7 +4784,7 @@
           </w:tcPr>
           <w:p>
             <w:pPr>
-              <w:spacing w:after="80"/>
+              <w:spacing w:after="140" w:before="0" w:line="312" w:lineRule="auto"/>
             </w:pPr>
             <w:r>
               <w:rPr>
@@ -4771,7 +4797,7 @@
           </w:p>
           <w:p>
             <w:pPr>
-              <w:spacing w:after="80"/>
+              <w:spacing w:after="140" w:before="0" w:line="312" w:lineRule="auto"/>
             </w:pPr>
             <w:r>
               <w:rPr>
@@ -4784,7 +4810,7 @@
           </w:p>
           <w:p>
             <w:pPr>
-              <w:spacing w:after="80"/>
+              <w:spacing w:after="140" w:before="0" w:line="312" w:lineRule="auto"/>
             </w:pPr>
             <w:r>
               <w:rPr>
@@ -4797,7 +4823,7 @@
           </w:p>
           <w:p>
             <w:pPr>
-              <w:spacing w:after="80"/>
+              <w:spacing w:after="140" w:before="0" w:line="312" w:lineRule="auto"/>
             </w:pPr>
             <w:r>
               <w:rPr>
@@ -4810,7 +4836,7 @@
           </w:p>
           <w:p>
             <w:pPr>
-              <w:spacing w:after="80"/>
+              <w:spacing w:after="140" w:before="0" w:line="312" w:lineRule="auto"/>
             </w:pPr>
             <w:r>
               <w:rPr>
@@ -4823,7 +4849,7 @@
           </w:p>
           <w:p>
             <w:pPr>
-              <w:spacing w:after="80"/>
+              <w:spacing w:after="140" w:before="0" w:line="312" w:lineRule="auto"/>
             </w:pPr>
             <w:r>
               <w:rPr>
@@ -4853,7 +4879,7 @@
           </w:tcPr>
           <w:p>
             <w:pPr>
-              <w:spacing w:after="80"/>
+              <w:spacing w:after="80" w:line="288" w:lineRule="auto"/>
             </w:pPr>
             <w:r>
               <w:rPr>
@@ -4888,7 +4914,7 @@
           </w:tcPr>
           <w:p>
             <w:pPr>
-              <w:spacing w:after="80"/>
+              <w:spacing w:after="60"/>
             </w:pPr>
             <w:r>
               <w:rPr>
@@ -4903,7 +4929,7 @@
           </w:p>
           <w:p>
             <w:pPr>
-              <w:spacing w:after="80"/>
+              <w:spacing w:after="60"/>
             </w:pPr>
             <w:r>
               <w:rPr>
@@ -4935,7 +4961,7 @@
           </w:tcPr>
           <w:p>
             <w:pPr>
-              <w:spacing w:after="80"/>
+              <w:spacing w:after="140" w:before="0" w:line="312" w:lineRule="auto"/>
             </w:pPr>
             <w:r>
               <w:rPr>
@@ -4948,7 +4974,7 @@
           </w:p>
           <w:p>
             <w:pPr>
-              <w:spacing w:after="80"/>
+              <w:spacing w:after="140" w:before="0" w:line="312" w:lineRule="auto"/>
             </w:pPr>
             <w:r>
               <w:rPr>
@@ -4961,7 +4987,7 @@
           </w:p>
           <w:p>
             <w:pPr>
-              <w:spacing w:after="80"/>
+              <w:spacing w:after="140" w:before="0" w:line="312" w:lineRule="auto"/>
             </w:pPr>
             <w:r>
               <w:rPr>
@@ -4974,7 +5000,7 @@
           </w:p>
           <w:p>
             <w:pPr>
-              <w:spacing w:after="80"/>
+              <w:spacing w:after="140" w:before="0" w:line="312" w:lineRule="auto"/>
             </w:pPr>
             <w:r>
               <w:rPr>
@@ -4987,7 +5013,7 @@
           </w:p>
           <w:p>
             <w:pPr>
-              <w:spacing w:after="80"/>
+              <w:spacing w:after="140" w:before="0" w:line="312" w:lineRule="auto"/>
             </w:pPr>
             <w:r>
               <w:rPr>
@@ -5000,7 +5026,7 @@
           </w:p>
           <w:p>
             <w:pPr>
-              <w:spacing w:after="80"/>
+              <w:spacing w:after="140" w:before="0" w:line="312" w:lineRule="auto"/>
             </w:pPr>
             <w:r>
               <w:rPr>
@@ -5030,7 +5056,7 @@
           </w:tcPr>
           <w:p>
             <w:pPr>
-              <w:spacing w:after="80"/>
+              <w:spacing w:after="80" w:line="288" w:lineRule="auto"/>
             </w:pPr>
             <w:r>
               <w:rPr>
@@ -5065,7 +5091,7 @@
           </w:tcPr>
           <w:p>
             <w:pPr>
-              <w:spacing w:after="80"/>
+              <w:spacing w:after="60"/>
             </w:pPr>
             <w:r>
               <w:rPr>
@@ -5080,7 +5106,7 @@
           </w:p>
           <w:p>
             <w:pPr>
-              <w:spacing w:after="80"/>
+              <w:spacing w:after="60"/>
             </w:pPr>
             <w:r>
               <w:rPr>
@@ -5112,7 +5138,7 @@
           </w:tcPr>
           <w:p>
             <w:pPr>
-              <w:spacing w:after="80"/>
+              <w:spacing w:after="140" w:before="0" w:line="312" w:lineRule="auto"/>
             </w:pPr>
             <w:r>
               <w:rPr>
@@ -5142,7 +5168,7 @@
           </w:tcPr>
           <w:p>
             <w:pPr>
-              <w:spacing w:after="80"/>
+              <w:spacing w:after="80" w:line="288" w:lineRule="auto"/>
             </w:pPr>
             <w:r>
               <w:rPr>
@@ -5177,7 +5203,7 @@
           </w:tcPr>
           <w:p>
             <w:pPr>
-              <w:spacing w:after="80"/>
+              <w:spacing w:after="60"/>
             </w:pPr>
             <w:r>
               <w:rPr>
@@ -5192,7 +5218,7 @@
           </w:p>
           <w:p>
             <w:pPr>
-              <w:spacing w:after="80"/>
+              <w:spacing w:after="60"/>
             </w:pPr>
             <w:r>
               <w:rPr>
@@ -5224,7 +5250,7 @@
           </w:tcPr>
           <w:p>
             <w:pPr>
-              <w:spacing w:after="80"/>
+              <w:spacing w:after="140" w:before="0" w:line="312" w:lineRule="auto"/>
             </w:pPr>
             <w:r>
               <w:rPr>
@@ -5254,7 +5280,7 @@
           </w:tcPr>
           <w:p>
             <w:pPr>
-              <w:spacing w:after="80"/>
+              <w:spacing w:after="80" w:line="288" w:lineRule="auto"/>
             </w:pPr>
             <w:r>
               <w:rPr>
@@ -5289,7 +5315,7 @@
           </w:tcPr>
           <w:p>
             <w:pPr>
-              <w:spacing w:after="80"/>
+              <w:spacing w:after="60"/>
             </w:pPr>
             <w:r>
               <w:rPr>
@@ -5304,7 +5330,7 @@
           </w:p>
           <w:p>
             <w:pPr>
-              <w:spacing w:after="80"/>
+              <w:spacing w:after="60"/>
             </w:pPr>
             <w:r>
               <w:rPr>
@@ -5336,7 +5362,7 @@
           </w:tcPr>
           <w:p>
             <w:pPr>
-              <w:spacing w:after="80"/>
+              <w:spacing w:after="140" w:before="0" w:line="312" w:lineRule="auto"/>
             </w:pPr>
             <w:r>
               <w:rPr>
@@ -5366,7 +5392,7 @@
           </w:tcPr>
           <w:p>
             <w:pPr>
-              <w:spacing w:after="80"/>
+              <w:spacing w:after="80" w:line="288" w:lineRule="auto"/>
             </w:pPr>
             <w:r>
               <w:rPr>
@@ -5401,7 +5427,7 @@
           </w:tcPr>
           <w:p>
             <w:pPr>
-              <w:spacing w:after="80"/>
+              <w:spacing w:after="60"/>
             </w:pPr>
             <w:r>
               <w:rPr>
@@ -5416,7 +5442,7 @@
           </w:p>
           <w:p>
             <w:pPr>
-              <w:spacing w:after="80"/>
+              <w:spacing w:after="60"/>
             </w:pPr>
             <w:r>
               <w:rPr>
@@ -5448,7 +5474,7 @@
           </w:tcPr>
           <w:p>
             <w:pPr>
-              <w:spacing w:after="80"/>
+              <w:spacing w:after="140" w:before="0" w:line="312" w:lineRule="auto"/>
             </w:pPr>
             <w:r>
               <w:rPr>
@@ -5478,7 +5504,7 @@
           </w:tcPr>
           <w:p>
             <w:pPr>
-              <w:spacing w:after="80"/>
+              <w:spacing w:after="80" w:line="288" w:lineRule="auto"/>
             </w:pPr>
             <w:r>
               <w:rPr>
@@ -5513,7 +5539,7 @@
           </w:tcPr>
           <w:p>
             <w:pPr>
-              <w:spacing w:after="80"/>
+              <w:spacing w:after="60"/>
             </w:pPr>
             <w:r>
               <w:rPr>
@@ -5528,7 +5554,7 @@
           </w:p>
           <w:p>
             <w:pPr>
-              <w:spacing w:after="80"/>
+              <w:spacing w:after="60"/>
             </w:pPr>
             <w:r>
               <w:rPr>
@@ -5560,7 +5586,7 @@
           </w:tcPr>
           <w:p>
             <w:pPr>
-              <w:spacing w:after="80"/>
+              <w:spacing w:after="140" w:before="0" w:line="312" w:lineRule="auto"/>
             </w:pPr>
             <w:r>
               <w:rPr>
@@ -5590,7 +5616,7 @@
           </w:tcPr>
           <w:p>
             <w:pPr>
-              <w:spacing w:after="80"/>
+              <w:spacing w:after="80" w:line="288" w:lineRule="auto"/>
             </w:pPr>
             <w:r>
               <w:rPr>
@@ -5625,7 +5651,7 @@
           </w:tcPr>
           <w:p>
             <w:pPr>
-              <w:spacing w:after="80"/>
+              <w:spacing w:after="60"/>
             </w:pPr>
             <w:r>
               <w:rPr>
@@ -5640,7 +5666,7 @@
           </w:p>
           <w:p>
             <w:pPr>
-              <w:spacing w:after="80"/>
+              <w:spacing w:after="60"/>
             </w:pPr>
             <w:r>
               <w:rPr>
@@ -5672,7 +5698,7 @@
           </w:tcPr>
           <w:p>
             <w:pPr>
-              <w:spacing w:after="80"/>
+              <w:spacing w:after="140" w:before="0" w:line="312" w:lineRule="auto"/>
             </w:pPr>
             <w:r>
               <w:rPr>
@@ -5702,7 +5728,7 @@
           </w:tcPr>
           <w:p>
             <w:pPr>
-              <w:spacing w:after="80"/>
+              <w:spacing w:after="80" w:line="288" w:lineRule="auto"/>
             </w:pPr>
             <w:r>
               <w:rPr>
@@ -5737,7 +5763,7 @@
           </w:tcPr>
           <w:p>
             <w:pPr>
-              <w:spacing w:after="80"/>
+              <w:spacing w:after="60"/>
             </w:pPr>
             <w:r>
               <w:rPr>
@@ -5752,7 +5778,7 @@
           </w:p>
           <w:p>
             <w:pPr>
-              <w:spacing w:after="80"/>
+              <w:spacing w:after="60"/>
             </w:pPr>
             <w:r>
               <w:rPr>
@@ -5784,7 +5810,7 @@
           </w:tcPr>
           <w:p>
             <w:pPr>
-              <w:spacing w:after="80"/>
+              <w:spacing w:after="140" w:before="0" w:line="312" w:lineRule="auto"/>
             </w:pPr>
             <w:r>
               <w:rPr>
@@ -5814,7 +5840,7 @@
           </w:tcPr>
           <w:p>
             <w:pPr>
-              <w:spacing w:after="80"/>
+              <w:spacing w:after="80" w:line="288" w:lineRule="auto"/>
             </w:pPr>
             <w:r>
               <w:rPr>
@@ -5849,7 +5875,7 @@
           </w:tcPr>
           <w:p>
             <w:pPr>
-              <w:spacing w:after="80"/>
+              <w:spacing w:after="60"/>
             </w:pPr>
             <w:r>
               <w:rPr>
@@ -5864,7 +5890,7 @@
           </w:p>
           <w:p>
             <w:pPr>
-              <w:spacing w:after="80"/>
+              <w:spacing w:after="60"/>
             </w:pPr>
             <w:r>
               <w:rPr>
@@ -5896,7 +5922,7 @@
           </w:tcPr>
           <w:p>
             <w:pPr>
-              <w:spacing w:after="80"/>
+              <w:spacing w:after="140" w:before="0" w:line="312" w:lineRule="auto"/>
             </w:pPr>
             <w:r>
               <w:rPr>
@@ -5926,7 +5952,7 @@
           </w:tcPr>
           <w:p>
             <w:pPr>
-              <w:spacing w:after="80"/>
+              <w:spacing w:after="80" w:line="288" w:lineRule="auto"/>
             </w:pPr>
             <w:r>
               <w:rPr>
@@ -5961,7 +5987,7 @@
           </w:tcPr>
           <w:p>
             <w:pPr>
-              <w:spacing w:after="80"/>
+              <w:spacing w:after="60"/>
             </w:pPr>
             <w:r>
               <w:rPr>
@@ -5976,7 +6002,7 @@
           </w:p>
           <w:p>
             <w:pPr>
-              <w:spacing w:after="80"/>
+              <w:spacing w:after="60"/>
             </w:pPr>
             <w:r>
               <w:rPr>
@@ -6008,7 +6034,7 @@
           </w:tcPr>
           <w:p>
             <w:pPr>
-              <w:spacing w:after="80"/>
+              <w:spacing w:after="140" w:before="0" w:line="312" w:lineRule="auto"/>
             </w:pPr>
             <w:r>
               <w:rPr>
@@ -6038,7 +6064,7 @@
           </w:tcPr>
           <w:p>
             <w:pPr>
-              <w:spacing w:after="80"/>
+              <w:spacing w:after="80" w:line="288" w:lineRule="auto"/>
             </w:pPr>
             <w:r>
               <w:rPr>
@@ -6073,7 +6099,7 @@
           </w:tcPr>
           <w:p>
             <w:pPr>
-              <w:spacing w:after="80"/>
+              <w:spacing w:after="60"/>
             </w:pPr>
             <w:r>
               <w:rPr>
@@ -6088,7 +6114,7 @@
           </w:p>
           <w:p>
             <w:pPr>
-              <w:spacing w:after="80"/>
+              <w:spacing w:after="60"/>
             </w:pPr>
             <w:r>
               <w:rPr>
@@ -6120,7 +6146,7 @@
           </w:tcPr>
           <w:p>
             <w:pPr>
-              <w:spacing w:after="80"/>
+              <w:spacing w:after="140" w:before="0" w:line="312" w:lineRule="auto"/>
             </w:pPr>
             <w:r>
               <w:rPr>
@@ -6150,7 +6176,7 @@
           </w:tcPr>
           <w:p>
             <w:pPr>
-              <w:spacing w:after="80"/>
+              <w:spacing w:after="80" w:line="288" w:lineRule="auto"/>
             </w:pPr>
             <w:r>
               <w:rPr>
@@ -6185,7 +6211,7 @@
           </w:tcPr>
           <w:p>
             <w:pPr>
-              <w:spacing w:after="80"/>
+              <w:spacing w:after="60"/>
             </w:pPr>
             <w:r>
               <w:rPr>
@@ -6200,7 +6226,7 @@
           </w:p>
           <w:p>
             <w:pPr>
-              <w:spacing w:after="80"/>
+              <w:spacing w:after="60"/>
             </w:pPr>
             <w:r>
               <w:rPr>
@@ -6232,7 +6258,7 @@
           </w:tcPr>
           <w:p>
             <w:pPr>
-              <w:spacing w:after="80"/>
+              <w:spacing w:after="140" w:before="0" w:line="312" w:lineRule="auto"/>
             </w:pPr>
             <w:r>
               <w:rPr>
@@ -6262,7 +6288,7 @@
           </w:tcPr>
           <w:p>
             <w:pPr>
-              <w:spacing w:after="80"/>
+              <w:spacing w:after="80" w:line="288" w:lineRule="auto"/>
             </w:pPr>
             <w:r>
               <w:rPr>
@@ -6448,7 +6474,7 @@
           </w:tcPr>
           <w:p>
             <w:pPr>
-              <w:spacing w:after="80"/>
+              <w:spacing w:after="60"/>
             </w:pPr>
             <w:r>
               <w:rPr>
@@ -6463,7 +6489,7 @@
           </w:p>
           <w:p>
             <w:pPr>
-              <w:spacing w:after="80"/>
+              <w:spacing w:after="60"/>
             </w:pPr>
             <w:r>
               <w:rPr>
@@ -6495,11 +6521,12 @@
           </w:tcPr>
           <w:p>
             <w:pPr>
-              <w:spacing w:after="80"/>
-            </w:pPr>
-            <w:r>
-              <w:rPr>
-                <w:rFonts w:ascii="Times New Roman" w:eastAsia="DFKai-SB"/>
+              <w:spacing w:after="140" w:before="0" w:line="312" w:lineRule="auto"/>
+            </w:pPr>
+            <w:r>
+              <w:rPr>
+                <w:rFonts w:ascii="Times New Roman" w:eastAsia="DFKai-SB"/>
+                <w:color w:val="7A6A3A"/>
                 <w:sz w:val="22"/>
                 <w:szCs w:val="22"/>
               </w:rPr>
@@ -6508,11 +6535,12 @@
           </w:p>
           <w:p>
             <w:pPr>
-              <w:spacing w:after="80"/>
-            </w:pPr>
-            <w:r>
-              <w:rPr>
-                <w:rFonts w:ascii="Times New Roman" w:eastAsia="DFKai-SB"/>
+              <w:spacing w:after="140" w:before="0" w:line="312" w:lineRule="auto"/>
+            </w:pPr>
+            <w:r>
+              <w:rPr>
+                <w:rFonts w:ascii="Times New Roman" w:eastAsia="DFKai-SB"/>
+                <w:color w:val="7A6A3A"/>
                 <w:sz w:val="22"/>
                 <w:szCs w:val="22"/>
               </w:rPr>
@@ -6521,7 +6549,7 @@
           </w:p>
           <w:p>
             <w:pPr>
-              <w:spacing w:after="80"/>
+              <w:spacing w:after="140" w:before="0" w:line="312" w:lineRule="auto"/>
             </w:pPr>
             <w:r>
               <w:rPr>
@@ -6534,7 +6562,7 @@
           </w:p>
           <w:p>
             <w:pPr>
-              <w:spacing w:after="80"/>
+              <w:spacing w:after="140" w:before="0" w:line="312" w:lineRule="auto"/>
             </w:pPr>
             <w:r>
               <w:rPr>
@@ -6547,7 +6575,7 @@
           </w:p>
           <w:p>
             <w:pPr>
-              <w:spacing w:after="80"/>
+              <w:spacing w:after="140" w:before="0" w:line="312" w:lineRule="auto"/>
             </w:pPr>
             <w:r>
               <w:rPr>
@@ -6560,7 +6588,7 @@
           </w:p>
           <w:p>
             <w:pPr>
-              <w:spacing w:after="80"/>
+              <w:spacing w:after="140" w:before="0" w:line="312" w:lineRule="auto"/>
             </w:pPr>
             <w:r>
               <w:rPr>
@@ -6573,7 +6601,7 @@
           </w:p>
           <w:p>
             <w:pPr>
-              <w:spacing w:after="80"/>
+              <w:spacing w:after="140" w:before="0" w:line="312" w:lineRule="auto"/>
             </w:pPr>
             <w:r>
               <w:rPr>
@@ -6586,7 +6614,7 @@
           </w:p>
           <w:p>
             <w:pPr>
-              <w:spacing w:after="80"/>
+              <w:spacing w:after="140" w:before="0" w:line="312" w:lineRule="auto"/>
             </w:pPr>
             <w:r>
               <w:rPr>
@@ -6616,7 +6644,7 @@
           </w:tcPr>
           <w:p>
             <w:pPr>
-              <w:spacing w:after="80"/>
+              <w:spacing w:after="80" w:line="288" w:lineRule="auto"/>
             </w:pPr>
             <w:r>
               <w:rPr>
@@ -6651,7 +6679,7 @@
           </w:tcPr>
           <w:p>
             <w:pPr>
-              <w:spacing w:after="80"/>
+              <w:spacing w:after="60"/>
             </w:pPr>
             <w:r>
               <w:rPr>
@@ -6666,7 +6694,7 @@
           </w:p>
           <w:p>
             <w:pPr>
-              <w:spacing w:after="80"/>
+              <w:spacing w:after="60"/>
             </w:pPr>
             <w:r>
               <w:rPr>
@@ -6698,20 +6726,22 @@
           </w:tcPr>
           <w:p>
             <w:pPr>
-              <w:spacing w:after="80"/>
-            </w:pPr>
-            <w:r>
-              <w:rPr>
-                <w:rFonts w:ascii="Times New Roman" w:eastAsia="DFKai-SB"/>
-                <w:sz w:val="22"/>
-                <w:szCs w:val="22"/>
-              </w:rPr>
-              <w:t xml:space="preserve">一飯何曾思報答，雙眸早已識英雄／生死一知己，存亡兩婦人</w:t>
-            </w:r>
-          </w:p>
-          <w:p>
-            <w:pPr>
-              <w:spacing w:after="80"/>
+              <w:spacing w:after="140" w:before="0" w:line="312" w:lineRule="auto"/>
+            </w:pPr>
+            <w:r>
+              <w:rPr>
+                <w:rFonts w:ascii="Times New Roman" w:eastAsia="DFKai-SB"/>
+                <w:sz w:val="22"/>
+                <w:szCs w:val="22"/>
+              </w:rPr>
+              <w:t>一飯何曾思報答，雙眸早已識英雄／</w:t>
+              <w:br/>
+              <w:t xml:space="preserve">　生死一知己，存亡兩婦人</w:t>
+            </w:r>
+          </w:p>
+          <w:p>
+            <w:pPr>
+              <w:spacing w:after="140" w:before="0" w:line="312" w:lineRule="auto"/>
             </w:pPr>
             <w:r>
               <w:rPr>
@@ -6724,7 +6754,7 @@
           </w:p>
           <w:p>
             <w:pPr>
-              <w:spacing w:after="80"/>
+              <w:spacing w:after="140" w:before="0" w:line="312" w:lineRule="auto"/>
             </w:pPr>
             <w:r>
               <w:rPr>
@@ -6737,7 +6767,7 @@
           </w:p>
           <w:p>
             <w:pPr>
-              <w:spacing w:after="80"/>
+              <w:spacing w:after="140" w:before="0" w:line="312" w:lineRule="auto"/>
             </w:pPr>
             <w:r>
               <w:rPr>
@@ -6767,7 +6797,7 @@
           </w:tcPr>
           <w:p>
             <w:pPr>
-              <w:spacing w:after="80"/>
+              <w:spacing w:after="80" w:line="288" w:lineRule="auto"/>
             </w:pPr>
             <w:r>
               <w:rPr>
@@ -6802,7 +6832,7 @@
           </w:tcPr>
           <w:p>
             <w:pPr>
-              <w:spacing w:after="80"/>
+              <w:spacing w:after="60"/>
             </w:pPr>
             <w:r>
               <w:rPr>
@@ -6817,7 +6847,7 @@
           </w:p>
           <w:p>
             <w:pPr>
-              <w:spacing w:after="80"/>
+              <w:spacing w:after="60"/>
             </w:pPr>
             <w:r>
               <w:rPr>
@@ -6849,7 +6879,7 @@
           </w:tcPr>
           <w:p>
             <w:pPr>
-              <w:spacing w:after="80"/>
+              <w:spacing w:after="140" w:before="0" w:line="312" w:lineRule="auto"/>
             </w:pPr>
             <w:r>
               <w:rPr>
@@ -6862,7 +6892,7 @@
           </w:p>
           <w:p>
             <w:pPr>
-              <w:spacing w:after="80"/>
+              <w:spacing w:after="140" w:before="0" w:line="312" w:lineRule="auto"/>
             </w:pPr>
             <w:r>
               <w:rPr>
@@ -6875,7 +6905,7 @@
           </w:p>
           <w:p>
             <w:pPr>
-              <w:spacing w:after="80"/>
+              <w:spacing w:after="140" w:before="0" w:line="312" w:lineRule="auto"/>
             </w:pPr>
             <w:r>
               <w:rPr>
@@ -6888,7 +6918,7 @@
           </w:p>
           <w:p>
             <w:pPr>
-              <w:spacing w:after="80"/>
+              <w:spacing w:after="140" w:before="0" w:line="312" w:lineRule="auto"/>
             </w:pPr>
             <w:r>
               <w:rPr>
@@ -6901,7 +6931,7 @@
           </w:p>
           <w:p>
             <w:pPr>
-              <w:spacing w:after="80"/>
+              <w:spacing w:after="140" w:before="0" w:line="312" w:lineRule="auto"/>
             </w:pPr>
             <w:r>
               <w:rPr>
@@ -6914,7 +6944,7 @@
           </w:p>
           <w:p>
             <w:pPr>
-              <w:spacing w:after="80"/>
+              <w:spacing w:after="140" w:before="0" w:line="312" w:lineRule="auto"/>
             </w:pPr>
             <w:r>
               <w:rPr>
@@ -6927,7 +6957,7 @@
           </w:p>
           <w:p>
             <w:pPr>
-              <w:spacing w:after="80"/>
+              <w:spacing w:after="140" w:before="0" w:line="312" w:lineRule="auto"/>
             </w:pPr>
             <w:r>
               <w:rPr>
@@ -6957,7 +6987,7 @@
           </w:tcPr>
           <w:p>
             <w:pPr>
-              <w:spacing w:after="80"/>
+              <w:spacing w:after="80" w:line="288" w:lineRule="auto"/>
             </w:pPr>
             <w:r>
               <w:rPr>
@@ -6992,7 +7022,7 @@
           </w:tcPr>
           <w:p>
             <w:pPr>
-              <w:spacing w:after="80"/>
+              <w:spacing w:after="60"/>
             </w:pPr>
             <w:r>
               <w:rPr>
@@ -7007,7 +7037,7 @@
           </w:p>
           <w:p>
             <w:pPr>
-              <w:spacing w:after="80"/>
+              <w:spacing w:after="60"/>
             </w:pPr>
             <w:r>
               <w:rPr>
@@ -7039,20 +7069,22 @@
           </w:tcPr>
           <w:p>
             <w:pPr>
-              <w:spacing w:after="80"/>
-            </w:pPr>
-            <w:r>
-              <w:rPr>
-                <w:rFonts w:ascii="Times New Roman" w:eastAsia="DFKai-SB"/>
-                <w:sz w:val="22"/>
-                <w:szCs w:val="22"/>
-              </w:rPr>
-              <w:t xml:space="preserve">此地別燕丹，壯士髮衝冠／易水蕭蕭西風冷，滿座衣冠似雪</w:t>
-            </w:r>
-          </w:p>
-          <w:p>
-            <w:pPr>
-              <w:spacing w:after="80"/>
+              <w:spacing w:after="140" w:before="0" w:line="312" w:lineRule="auto"/>
+            </w:pPr>
+            <w:r>
+              <w:rPr>
+                <w:rFonts w:ascii="Times New Roman" w:eastAsia="DFKai-SB"/>
+                <w:sz w:val="22"/>
+                <w:szCs w:val="22"/>
+              </w:rPr>
+              <w:t>此地別燕丹，壯士髮衝冠／</w:t>
+              <w:br/>
+              <w:t xml:space="preserve">　易水蕭蕭西風冷，滿座衣冠似雪</w:t>
+            </w:r>
+          </w:p>
+          <w:p>
+            <w:pPr>
+              <w:spacing w:after="140" w:before="0" w:line="312" w:lineRule="auto"/>
             </w:pPr>
             <w:r>
               <w:rPr>
@@ -7065,7 +7097,7 @@
           </w:p>
           <w:p>
             <w:pPr>
-              <w:spacing w:after="80"/>
+              <w:spacing w:after="140" w:before="0" w:line="312" w:lineRule="auto"/>
             </w:pPr>
             <w:r>
               <w:rPr>
@@ -7078,11 +7110,12 @@
           </w:p>
           <w:p>
             <w:pPr>
-              <w:spacing w:after="80"/>
-            </w:pPr>
-            <w:r>
-              <w:rPr>
-                <w:rFonts w:ascii="Times New Roman" w:eastAsia="DFKai-SB"/>
+              <w:spacing w:after="140" w:before="0" w:line="312" w:lineRule="auto"/>
+            </w:pPr>
+            <w:r>
+              <w:rPr>
+                <w:rFonts w:ascii="Times New Roman" w:eastAsia="DFKai-SB"/>
+                <w:color w:val="7A6A3A"/>
                 <w:sz w:val="22"/>
                 <w:szCs w:val="22"/>
               </w:rPr>
@@ -7091,7 +7124,7 @@
           </w:p>
           <w:p>
             <w:pPr>
-              <w:spacing w:after="80"/>
+              <w:spacing w:after="140" w:before="0" w:line="312" w:lineRule="auto"/>
             </w:pPr>
             <w:r>
               <w:rPr>
@@ -7121,7 +7154,7 @@
           </w:tcPr>
           <w:p>
             <w:pPr>
-              <w:spacing w:after="80"/>
+              <w:spacing w:after="80" w:line="288" w:lineRule="auto"/>
             </w:pPr>
             <w:r>
               <w:rPr>
@@ -7156,7 +7189,7 @@
           </w:tcPr>
           <w:p>
             <w:pPr>
-              <w:spacing w:after="80"/>
+              <w:spacing w:after="60"/>
             </w:pPr>
             <w:r>
               <w:rPr>
@@ -7171,7 +7204,7 @@
           </w:p>
           <w:p>
             <w:pPr>
-              <w:spacing w:after="80"/>
+              <w:spacing w:after="60"/>
             </w:pPr>
             <w:r>
               <w:rPr>
@@ -7203,7 +7236,7 @@
           </w:tcPr>
           <w:p>
             <w:pPr>
-              <w:spacing w:after="80"/>
+              <w:spacing w:after="140" w:before="0" w:line="312" w:lineRule="auto"/>
             </w:pPr>
             <w:r>
               <w:rPr>
@@ -7233,7 +7266,7 @@
           </w:tcPr>
           <w:p>
             <w:pPr>
-              <w:spacing w:after="80"/>
+              <w:spacing w:after="80" w:line="288" w:lineRule="auto"/>
             </w:pPr>
             <w:r>
               <w:rPr>
@@ -7268,7 +7301,7 @@
           </w:tcPr>
           <w:p>
             <w:pPr>
-              <w:spacing w:after="80"/>
+              <w:spacing w:after="60"/>
             </w:pPr>
             <w:r>
               <w:rPr>
@@ -7283,7 +7316,7 @@
           </w:p>
           <w:p>
             <w:pPr>
-              <w:spacing w:after="80"/>
+              <w:spacing w:after="60"/>
             </w:pPr>
             <w:r>
               <w:rPr>
@@ -7315,7 +7348,7 @@
           </w:tcPr>
           <w:p>
             <w:pPr>
-              <w:spacing w:after="80"/>
+              <w:spacing w:after="140" w:before="0" w:line="312" w:lineRule="auto"/>
             </w:pPr>
             <w:r>
               <w:rPr>
@@ -7345,7 +7378,7 @@
           </w:tcPr>
           <w:p>
             <w:pPr>
-              <w:spacing w:after="80"/>
+              <w:spacing w:after="80" w:line="288" w:lineRule="auto"/>
             </w:pPr>
             <w:r>
               <w:rPr>
@@ -7531,7 +7564,7 @@
           </w:tcPr>
           <w:p>
             <w:pPr>
-              <w:spacing w:after="80"/>
+              <w:spacing w:after="60"/>
             </w:pPr>
             <w:r>
               <w:rPr>
@@ -7546,7 +7579,7 @@
           </w:p>
           <w:p>
             <w:pPr>
-              <w:spacing w:after="80"/>
+              <w:spacing w:after="60"/>
             </w:pPr>
             <w:r>
               <w:rPr>
@@ -7578,7 +7611,7 @@
           </w:tcPr>
           <w:p>
             <w:pPr>
-              <w:spacing w:after="80"/>
+              <w:spacing w:after="140" w:before="0" w:line="312" w:lineRule="auto"/>
             </w:pPr>
             <w:r>
               <w:rPr>
@@ -7608,7 +7641,7 @@
           </w:tcPr>
           <w:p>
             <w:pPr>
-              <w:spacing w:after="80"/>
+              <w:spacing w:after="80" w:line="288" w:lineRule="auto"/>
             </w:pPr>
             <w:r>
               <w:rPr>
@@ -7643,7 +7676,7 @@
           </w:tcPr>
           <w:p>
             <w:pPr>
-              <w:spacing w:after="80"/>
+              <w:spacing w:after="60"/>
             </w:pPr>
             <w:r>
               <w:rPr>
@@ -7658,7 +7691,7 @@
           </w:p>
           <w:p>
             <w:pPr>
-              <w:spacing w:after="80"/>
+              <w:spacing w:after="60"/>
             </w:pPr>
             <w:r>
               <w:rPr>
@@ -7690,20 +7723,22 @@
           </w:tcPr>
           <w:p>
             <w:pPr>
-              <w:spacing w:after="80"/>
-            </w:pPr>
-            <w:r>
-              <w:rPr>
-                <w:rFonts w:ascii="Times New Roman" w:eastAsia="DFKai-SB"/>
-                <w:sz w:val="22"/>
-                <w:szCs w:val="22"/>
-              </w:rPr>
-              <w:t xml:space="preserve">一去紫臺連朔漠，獨留青塚向黃昏／歸來卻怪丹青手，當時枉殺毛延壽</w:t>
-            </w:r>
-          </w:p>
-          <w:p>
-            <w:pPr>
-              <w:spacing w:after="80"/>
+              <w:spacing w:after="140" w:before="0" w:line="312" w:lineRule="auto"/>
+            </w:pPr>
+            <w:r>
+              <w:rPr>
+                <w:rFonts w:ascii="Times New Roman" w:eastAsia="DFKai-SB"/>
+                <w:sz w:val="22"/>
+                <w:szCs w:val="22"/>
+              </w:rPr>
+              <w:t>一去紫臺連朔漠，獨留青塚向黃昏／</w:t>
+              <w:br/>
+              <w:t xml:space="preserve">　歸來卻怪丹青手，當時枉殺毛延壽</w:t>
+            </w:r>
+          </w:p>
+          <w:p>
+            <w:pPr>
+              <w:spacing w:after="140" w:before="0" w:line="312" w:lineRule="auto"/>
             </w:pPr>
             <w:r>
               <w:rPr>
@@ -7716,7 +7751,7 @@
           </w:p>
           <w:p>
             <w:pPr>
-              <w:spacing w:after="80"/>
+              <w:spacing w:after="140" w:before="0" w:line="312" w:lineRule="auto"/>
             </w:pPr>
             <w:r>
               <w:rPr>
@@ -7729,11 +7764,12 @@
           </w:p>
           <w:p>
             <w:pPr>
-              <w:spacing w:after="80"/>
-            </w:pPr>
-            <w:r>
-              <w:rPr>
-                <w:rFonts w:ascii="Times New Roman" w:eastAsia="DFKai-SB"/>
+              <w:spacing w:after="140" w:before="0" w:line="312" w:lineRule="auto"/>
+            </w:pPr>
+            <w:r>
+              <w:rPr>
+                <w:rFonts w:ascii="Times New Roman" w:eastAsia="DFKai-SB"/>
+                <w:color w:val="7A6A3A"/>
                 <w:sz w:val="22"/>
                 <w:szCs w:val="22"/>
               </w:rPr>
@@ -7742,7 +7778,7 @@
           </w:p>
           <w:p>
             <w:pPr>
-              <w:spacing w:after="80"/>
+              <w:spacing w:after="140" w:before="0" w:line="312" w:lineRule="auto"/>
             </w:pPr>
             <w:r>
               <w:rPr>
@@ -7755,7 +7791,7 @@
           </w:p>
           <w:p>
             <w:pPr>
-              <w:spacing w:after="80"/>
+              <w:spacing w:after="140" w:before="0" w:line="312" w:lineRule="auto"/>
             </w:pPr>
             <w:r>
               <w:rPr>
@@ -7768,7 +7804,7 @@
           </w:p>
           <w:p>
             <w:pPr>
-              <w:spacing w:after="80"/>
+              <w:spacing w:after="140" w:before="0" w:line="312" w:lineRule="auto"/>
             </w:pPr>
             <w:r>
               <w:rPr>
@@ -7798,7 +7834,7 @@
           </w:tcPr>
           <w:p>
             <w:pPr>
-              <w:spacing w:after="80"/>
+              <w:spacing w:after="80" w:line="288" w:lineRule="auto"/>
             </w:pPr>
             <w:r>
               <w:rPr>
@@ -7833,7 +7869,7 @@
           </w:tcPr>
           <w:p>
             <w:pPr>
-              <w:spacing w:after="80"/>
+              <w:spacing w:after="60"/>
             </w:pPr>
             <w:r>
               <w:rPr>
@@ -7848,7 +7884,7 @@
           </w:p>
           <w:p>
             <w:pPr>
-              <w:spacing w:after="80"/>
+              <w:spacing w:after="60"/>
             </w:pPr>
             <w:r>
               <w:rPr>
@@ -7880,20 +7916,22 @@
           </w:tcPr>
           <w:p>
             <w:pPr>
-              <w:spacing w:after="80"/>
-            </w:pPr>
-            <w:r>
-              <w:rPr>
-                <w:rFonts w:ascii="Times New Roman" w:eastAsia="DFKai-SB"/>
-                <w:sz w:val="22"/>
-                <w:szCs w:val="22"/>
-              </w:rPr>
-              <w:t xml:space="preserve">一騎紅塵妃子笑，無人知是荔枝來／名花傾國兩相歡，長得君王帶笑看</w:t>
-            </w:r>
-          </w:p>
-          <w:p>
-            <w:pPr>
-              <w:spacing w:after="80"/>
+              <w:spacing w:after="140" w:before="0" w:line="312" w:lineRule="auto"/>
+            </w:pPr>
+            <w:r>
+              <w:rPr>
+                <w:rFonts w:ascii="Times New Roman" w:eastAsia="DFKai-SB"/>
+                <w:sz w:val="22"/>
+                <w:szCs w:val="22"/>
+              </w:rPr>
+              <w:t>一騎紅塵妃子笑，無人知是荔枝來／</w:t>
+              <w:br/>
+              <w:t xml:space="preserve">　名花傾國兩相歡，長得君王帶笑看</w:t>
+            </w:r>
+          </w:p>
+          <w:p>
+            <w:pPr>
+              <w:spacing w:after="140" w:before="0" w:line="312" w:lineRule="auto"/>
             </w:pPr>
             <w:r>
               <w:rPr>
@@ -7906,7 +7944,7 @@
           </w:p>
           <w:p>
             <w:pPr>
-              <w:spacing w:after="80"/>
+              <w:spacing w:after="140" w:before="0" w:line="312" w:lineRule="auto"/>
             </w:pPr>
             <w:r>
               <w:rPr>
@@ -7919,7 +7957,7 @@
           </w:p>
           <w:p>
             <w:pPr>
-              <w:spacing w:after="80"/>
+              <w:spacing w:after="140" w:before="0" w:line="312" w:lineRule="auto"/>
             </w:pPr>
             <w:r>
               <w:rPr>
@@ -7932,7 +7970,7 @@
           </w:p>
           <w:p>
             <w:pPr>
-              <w:spacing w:after="80"/>
+              <w:spacing w:after="140" w:before="0" w:line="312" w:lineRule="auto"/>
             </w:pPr>
             <w:r>
               <w:rPr>
@@ -7945,7 +7983,7 @@
           </w:p>
           <w:p>
             <w:pPr>
-              <w:spacing w:after="80"/>
+              <w:spacing w:after="140" w:before="0" w:line="312" w:lineRule="auto"/>
             </w:pPr>
             <w:r>
               <w:rPr>
@@ -7958,7 +7996,7 @@
           </w:p>
           <w:p>
             <w:pPr>
-              <w:spacing w:after="80"/>
+              <w:spacing w:after="140" w:before="0" w:line="312" w:lineRule="auto"/>
             </w:pPr>
             <w:r>
               <w:rPr>
@@ -7988,7 +8026,7 @@
           </w:tcPr>
           <w:p>
             <w:pPr>
-              <w:spacing w:after="80"/>
+              <w:spacing w:after="80" w:line="288" w:lineRule="auto"/>
             </w:pPr>
             <w:r>
               <w:rPr>
@@ -8023,7 +8061,7 @@
           </w:tcPr>
           <w:p>
             <w:pPr>
-              <w:spacing w:after="80"/>
+              <w:spacing w:after="60"/>
             </w:pPr>
             <w:r>
               <w:rPr>
@@ -8038,7 +8076,7 @@
           </w:p>
           <w:p>
             <w:pPr>
-              <w:spacing w:after="80"/>
+              <w:spacing w:after="60"/>
             </w:pPr>
             <w:r>
               <w:rPr>
@@ -8070,7 +8108,7 @@
           </w:tcPr>
           <w:p>
             <w:pPr>
-              <w:spacing w:after="80"/>
+              <w:spacing w:after="140" w:before="0" w:line="312" w:lineRule="auto"/>
             </w:pPr>
             <w:r>
               <w:rPr>
@@ -8100,7 +8138,7 @@
           </w:tcPr>
           <w:p>
             <w:pPr>
-              <w:spacing w:after="80"/>
+              <w:spacing w:after="80" w:line="288" w:lineRule="auto"/>
             </w:pPr>
             <w:r>
               <w:rPr>
@@ -8135,7 +8173,7 @@
           </w:tcPr>
           <w:p>
             <w:pPr>
-              <w:spacing w:after="80"/>
+              <w:spacing w:after="60"/>
             </w:pPr>
             <w:r>
               <w:rPr>
@@ -8150,7 +8188,7 @@
           </w:p>
           <w:p>
             <w:pPr>
-              <w:spacing w:after="80"/>
+              <w:spacing w:after="60"/>
             </w:pPr>
             <w:r>
               <w:rPr>
@@ -8182,7 +8220,7 @@
           </w:tcPr>
           <w:p>
             <w:pPr>
-              <w:spacing w:after="80"/>
+              <w:spacing w:after="140" w:before="0" w:line="312" w:lineRule="auto"/>
             </w:pPr>
             <w:r>
               <w:rPr>
@@ -8212,7 +8250,7 @@
           </w:tcPr>
           <w:p>
             <w:pPr>
-              <w:spacing w:after="80"/>
+              <w:spacing w:after="80" w:line="288" w:lineRule="auto"/>
             </w:pPr>
             <w:r>
               <w:rPr>
@@ -8247,7 +8285,7 @@
           </w:tcPr>
           <w:p>
             <w:pPr>
-              <w:spacing w:after="80"/>
+              <w:spacing w:after="60"/>
             </w:pPr>
             <w:r>
               <w:rPr>
@@ -8262,7 +8300,7 @@
           </w:p>
           <w:p>
             <w:pPr>
-              <w:spacing w:after="80"/>
+              <w:spacing w:after="60"/>
             </w:pPr>
             <w:r>
               <w:rPr>
@@ -8294,7 +8332,7 @@
           </w:tcPr>
           <w:p>
             <w:pPr>
-              <w:spacing w:after="80"/>
+              <w:spacing w:after="140" w:before="0" w:line="312" w:lineRule="auto"/>
             </w:pPr>
             <w:r>
               <w:rPr>
@@ -8324,7 +8362,7 @@
           </w:tcPr>
           <w:p>
             <w:pPr>
-              <w:spacing w:after="80"/>
+              <w:spacing w:after="80" w:line="288" w:lineRule="auto"/>
             </w:pPr>
             <w:r>
               <w:rPr>
@@ -8359,7 +8397,7 @@
           </w:tcPr>
           <w:p>
             <w:pPr>
-              <w:spacing w:after="80"/>
+              <w:spacing w:after="60"/>
             </w:pPr>
             <w:r>
               <w:rPr>
@@ -8374,7 +8412,7 @@
           </w:p>
           <w:p>
             <w:pPr>
-              <w:spacing w:after="80"/>
+              <w:spacing w:after="60"/>
             </w:pPr>
             <w:r>
               <w:rPr>
@@ -8406,7 +8444,7 @@
           </w:tcPr>
           <w:p>
             <w:pPr>
-              <w:spacing w:after="80"/>
+              <w:spacing w:after="140" w:before="0" w:line="312" w:lineRule="auto"/>
             </w:pPr>
             <w:r>
               <w:rPr>
@@ -8436,7 +8474,7 @@
           </w:tcPr>
           <w:p>
             <w:pPr>
-              <w:spacing w:after="80"/>
+              <w:spacing w:after="80" w:line="288" w:lineRule="auto"/>
             </w:pPr>
             <w:r>
               <w:rPr>
@@ -8471,7 +8509,7 @@
           </w:tcPr>
           <w:p>
             <w:pPr>
-              <w:spacing w:after="80"/>
+              <w:spacing w:after="60"/>
             </w:pPr>
             <w:r>
               <w:rPr>
@@ -8486,7 +8524,7 @@
           </w:p>
           <w:p>
             <w:pPr>
-              <w:spacing w:after="80"/>
+              <w:spacing w:after="60"/>
             </w:pPr>
             <w:r>
               <w:rPr>
@@ -8518,7 +8556,7 @@
           </w:tcPr>
           <w:p>
             <w:pPr>
-              <w:spacing w:after="80"/>
+              <w:spacing w:after="140" w:before="0" w:line="312" w:lineRule="auto"/>
             </w:pPr>
             <w:r>
               <w:rPr>
@@ -8548,7 +8586,7 @@
           </w:tcPr>
           <w:p>
             <w:pPr>
-              <w:spacing w:after="80"/>
+              <w:spacing w:after="80" w:line="288" w:lineRule="auto"/>
             </w:pPr>
             <w:r>
               <w:rPr>
@@ -8734,7 +8772,7 @@
           </w:tcPr>
           <w:p>
             <w:pPr>
-              <w:spacing w:after="80"/>
+              <w:spacing w:after="60"/>
             </w:pPr>
             <w:r>
               <w:rPr>
@@ -8749,7 +8787,7 @@
           </w:p>
           <w:p>
             <w:pPr>
-              <w:spacing w:after="80"/>
+              <w:spacing w:after="60"/>
             </w:pPr>
             <w:r>
               <w:rPr>
@@ -8781,20 +8819,22 @@
           </w:tcPr>
           <w:p>
             <w:pPr>
-              <w:spacing w:after="80"/>
-            </w:pPr>
-            <w:r>
-              <w:rPr>
-                <w:rFonts w:ascii="Times New Roman" w:eastAsia="DFKai-SB"/>
-                <w:sz w:val="22"/>
-                <w:szCs w:val="22"/>
-              </w:rPr>
-              <w:t xml:space="preserve">道若江河，隨地可成洙泗；聖如日月，普天皆有春秋／泗水文章昭日月，杏壇禮樂冠華夷</w:t>
-            </w:r>
-          </w:p>
-          <w:p>
-            <w:pPr>
-              <w:spacing w:after="80"/>
+              <w:spacing w:after="140" w:before="0" w:line="312" w:lineRule="auto"/>
+            </w:pPr>
+            <w:r>
+              <w:rPr>
+                <w:rFonts w:ascii="Times New Roman" w:eastAsia="DFKai-SB"/>
+                <w:sz w:val="22"/>
+                <w:szCs w:val="22"/>
+              </w:rPr>
+              <w:t>道若江河，隨地可成洙泗；聖如日月，普天皆有春秋／</w:t>
+              <w:br/>
+              <w:t xml:space="preserve">　泗水文章昭日月，杏壇禮樂冠華夷</w:t>
+            </w:r>
+          </w:p>
+          <w:p>
+            <w:pPr>
+              <w:spacing w:after="140" w:before="0" w:line="312" w:lineRule="auto"/>
             </w:pPr>
             <w:r>
               <w:rPr>
@@ -8807,7 +8847,7 @@
           </w:p>
           <w:p>
             <w:pPr>
-              <w:spacing w:after="80"/>
+              <w:spacing w:after="140" w:before="0" w:line="312" w:lineRule="auto"/>
             </w:pPr>
             <w:r>
               <w:rPr>
@@ -8820,7 +8860,7 @@
           </w:p>
           <w:p>
             <w:pPr>
-              <w:spacing w:after="80"/>
+              <w:spacing w:after="140" w:before="0" w:line="312" w:lineRule="auto"/>
             </w:pPr>
             <w:r>
               <w:rPr>
@@ -8833,7 +8873,7 @@
           </w:p>
           <w:p>
             <w:pPr>
-              <w:spacing w:after="80"/>
+              <w:spacing w:after="140" w:before="0" w:line="312" w:lineRule="auto"/>
             </w:pPr>
             <w:r>
               <w:rPr>
@@ -8863,7 +8903,7 @@
           </w:tcPr>
           <w:p>
             <w:pPr>
-              <w:spacing w:after="80"/>
+              <w:spacing w:after="80" w:line="288" w:lineRule="auto"/>
             </w:pPr>
             <w:r>
               <w:rPr>
@@ -8898,7 +8938,7 @@
           </w:tcPr>
           <w:p>
             <w:pPr>
-              <w:spacing w:after="80"/>
+              <w:spacing w:after="60"/>
             </w:pPr>
             <w:r>
               <w:rPr>
@@ -8913,7 +8953,7 @@
           </w:p>
           <w:p>
             <w:pPr>
-              <w:spacing w:after="80"/>
+              <w:spacing w:after="60"/>
             </w:pPr>
             <w:r>
               <w:rPr>
@@ -8945,7 +8985,7 @@
           </w:tcPr>
           <w:p>
             <w:pPr>
-              <w:spacing w:after="80"/>
+              <w:spacing w:after="140" w:before="0" w:line="312" w:lineRule="auto"/>
             </w:pPr>
             <w:r>
               <w:rPr>
@@ -8958,7 +8998,7 @@
           </w:p>
           <w:p>
             <w:pPr>
-              <w:spacing w:after="80"/>
+              <w:spacing w:after="140" w:before="0" w:line="312" w:lineRule="auto"/>
             </w:pPr>
             <w:r>
               <w:rPr>
@@ -8988,7 +9028,7 @@
           </w:tcPr>
           <w:p>
             <w:pPr>
-              <w:spacing w:after="80"/>
+              <w:spacing w:after="80" w:line="288" w:lineRule="auto"/>
             </w:pPr>
             <w:r>
               <w:rPr>
@@ -9023,7 +9063,7 @@
           </w:tcPr>
           <w:p>
             <w:pPr>
-              <w:spacing w:after="80"/>
+              <w:spacing w:after="60"/>
             </w:pPr>
             <w:r>
               <w:rPr>
@@ -9038,7 +9078,7 @@
           </w:p>
           <w:p>
             <w:pPr>
-              <w:spacing w:after="80"/>
+              <w:spacing w:after="60"/>
             </w:pPr>
             <w:r>
               <w:rPr>
@@ -9070,7 +9110,7 @@
           </w:tcPr>
           <w:p>
             <w:pPr>
-              <w:spacing w:after="80"/>
+              <w:spacing w:after="140" w:before="0" w:line="312" w:lineRule="auto"/>
             </w:pPr>
             <w:r>
               <w:rPr>
@@ -9100,7 +9140,7 @@
           </w:tcPr>
           <w:p>
             <w:pPr>
-              <w:spacing w:after="80"/>
+              <w:spacing w:after="80" w:line="288" w:lineRule="auto"/>
             </w:pPr>
             <w:r>
               <w:rPr>
@@ -9135,7 +9175,7 @@
           </w:tcPr>
           <w:p>
             <w:pPr>
-              <w:spacing w:after="80"/>
+              <w:spacing w:after="60"/>
             </w:pPr>
             <w:r>
               <w:rPr>
@@ -9150,7 +9190,7 @@
           </w:p>
           <w:p>
             <w:pPr>
-              <w:spacing w:after="80"/>
+              <w:spacing w:after="60"/>
             </w:pPr>
             <w:r>
               <w:rPr>
@@ -9182,7 +9222,7 @@
           </w:tcPr>
           <w:p>
             <w:pPr>
-              <w:spacing w:after="80"/>
+              <w:spacing w:after="140" w:before="0" w:line="312" w:lineRule="auto"/>
             </w:pPr>
             <w:r>
               <w:rPr>
@@ -9195,7 +9235,7 @@
           </w:p>
           <w:p>
             <w:pPr>
-              <w:spacing w:after="80"/>
+              <w:spacing w:after="140" w:before="0" w:line="312" w:lineRule="auto"/>
             </w:pPr>
             <w:r>
               <w:rPr>
@@ -9225,7 +9265,7 @@
           </w:tcPr>
           <w:p>
             <w:pPr>
-              <w:spacing w:after="80"/>
+              <w:spacing w:after="80" w:line="288" w:lineRule="auto"/>
             </w:pPr>
             <w:r>
               <w:rPr>
@@ -9260,7 +9300,7 @@
           </w:tcPr>
           <w:p>
             <w:pPr>
-              <w:spacing w:after="80"/>
+              <w:spacing w:after="60"/>
             </w:pPr>
             <w:r>
               <w:rPr>
@@ -9275,7 +9315,7 @@
           </w:p>
           <w:p>
             <w:pPr>
-              <w:spacing w:after="80"/>
+              <w:spacing w:after="60"/>
             </w:pPr>
             <w:r>
               <w:rPr>
@@ -9307,7 +9347,7 @@
           </w:tcPr>
           <w:p>
             <w:pPr>
-              <w:spacing w:after="80"/>
+              <w:spacing w:after="140" w:before="0" w:line="312" w:lineRule="auto"/>
             </w:pPr>
             <w:r>
               <w:rPr>
@@ -9337,7 +9377,7 @@
           </w:tcPr>
           <w:p>
             <w:pPr>
-              <w:spacing w:after="80"/>
+              <w:spacing w:after="80" w:line="288" w:lineRule="auto"/>
             </w:pPr>
             <w:r>
               <w:rPr>
@@ -9372,7 +9412,7 @@
           </w:tcPr>
           <w:p>
             <w:pPr>
-              <w:spacing w:after="80"/>
+              <w:spacing w:after="60"/>
             </w:pPr>
             <w:r>
               <w:rPr>
@@ -9387,7 +9427,7 @@
           </w:p>
           <w:p>
             <w:pPr>
-              <w:spacing w:after="80"/>
+              <w:spacing w:after="60"/>
             </w:pPr>
             <w:r>
               <w:rPr>
@@ -9419,7 +9459,7 @@
           </w:tcPr>
           <w:p>
             <w:pPr>
-              <w:spacing w:after="80"/>
+              <w:spacing w:after="140" w:before="0" w:line="312" w:lineRule="auto"/>
             </w:pPr>
             <w:r>
               <w:rPr>
@@ -9432,7 +9472,7 @@
           </w:p>
           <w:p>
             <w:pPr>
-              <w:spacing w:after="80"/>
+              <w:spacing w:after="140" w:before="0" w:line="312" w:lineRule="auto"/>
             </w:pPr>
             <w:r>
               <w:rPr>
@@ -9462,7 +9502,7 @@
           </w:tcPr>
           <w:p>
             <w:pPr>
-              <w:spacing w:after="80"/>
+              <w:spacing w:after="80" w:line="288" w:lineRule="auto"/>
             </w:pPr>
             <w:r>
               <w:rPr>
@@ -9497,7 +9537,7 @@
           </w:tcPr>
           <w:p>
             <w:pPr>
-              <w:spacing w:after="80"/>
+              <w:spacing w:after="60"/>
             </w:pPr>
             <w:r>
               <w:rPr>
@@ -9512,7 +9552,7 @@
           </w:p>
           <w:p>
             <w:pPr>
-              <w:spacing w:after="80"/>
+              <w:spacing w:after="60"/>
             </w:pPr>
             <w:r>
               <w:rPr>
@@ -9544,7 +9584,7 @@
           </w:tcPr>
           <w:p>
             <w:pPr>
-              <w:spacing w:after="80"/>
+              <w:spacing w:after="140" w:before="0" w:line="312" w:lineRule="auto"/>
             </w:pPr>
             <w:r>
               <w:rPr>
@@ -9574,7 +9614,7 @@
           </w:tcPr>
           <w:p>
             <w:pPr>
-              <w:spacing w:after="80"/>
+              <w:spacing w:after="80" w:line="288" w:lineRule="auto"/>
             </w:pPr>
             <w:r>
               <w:rPr>
@@ -9609,7 +9649,7 @@
           </w:tcPr>
           <w:p>
             <w:pPr>
-              <w:spacing w:after="80"/>
+              <w:spacing w:after="60"/>
             </w:pPr>
             <w:r>
               <w:rPr>
@@ -9624,7 +9664,7 @@
           </w:p>
           <w:p>
             <w:pPr>
-              <w:spacing w:after="80"/>
+              <w:spacing w:after="60"/>
             </w:pPr>
             <w:r>
               <w:rPr>
@@ -9656,7 +9696,7 @@
           </w:tcPr>
           <w:p>
             <w:pPr>
-              <w:spacing w:after="80"/>
+              <w:spacing w:after="140" w:before="0" w:line="312" w:lineRule="auto"/>
             </w:pPr>
             <w:r>
               <w:rPr>
@@ -9686,7 +9726,7 @@
           </w:tcPr>
           <w:p>
             <w:pPr>
-              <w:spacing w:after="80"/>
+              <w:spacing w:after="80" w:line="288" w:lineRule="auto"/>
             </w:pPr>
             <w:r>
               <w:rPr>
@@ -9872,7 +9912,7 @@
           </w:tcPr>
           <w:p>
             <w:pPr>
-              <w:spacing w:after="80"/>
+              <w:spacing w:after="60"/>
             </w:pPr>
             <w:r>
               <w:rPr>
@@ -9887,7 +9927,7 @@
           </w:p>
           <w:p>
             <w:pPr>
-              <w:spacing w:after="80"/>
+              <w:spacing w:after="60"/>
             </w:pPr>
             <w:r>
               <w:rPr>
@@ -9919,7 +9959,7 @@
           </w:tcPr>
           <w:p>
             <w:pPr>
-              <w:spacing w:after="80"/>
+              <w:spacing w:after="140" w:before="0" w:line="312" w:lineRule="auto"/>
             </w:pPr>
             <w:r>
               <w:rPr>
@@ -9949,7 +9989,7 @@
           </w:tcPr>
           <w:p>
             <w:pPr>
-              <w:spacing w:after="80"/>
+              <w:spacing w:after="80" w:line="288" w:lineRule="auto"/>
             </w:pPr>
             <w:r>
               <w:rPr>
@@ -9984,7 +10024,7 @@
           </w:tcPr>
           <w:p>
             <w:pPr>
-              <w:spacing w:after="80"/>
+              <w:spacing w:after="60"/>
             </w:pPr>
             <w:r>
               <w:rPr>
@@ -9999,7 +10039,7 @@
           </w:p>
           <w:p>
             <w:pPr>
-              <w:spacing w:after="80"/>
+              <w:spacing w:after="60"/>
             </w:pPr>
             <w:r>
               <w:rPr>
@@ -10031,7 +10071,7 @@
           </w:tcPr>
           <w:p>
             <w:pPr>
-              <w:spacing w:after="80"/>
+              <w:spacing w:after="140" w:before="0" w:line="312" w:lineRule="auto"/>
             </w:pPr>
             <w:r>
               <w:rPr>
@@ -10061,7 +10101,7 @@
           </w:tcPr>
           <w:p>
             <w:pPr>
-              <w:spacing w:after="80"/>
+              <w:spacing w:after="80" w:line="288" w:lineRule="auto"/>
             </w:pPr>
             <w:r>
               <w:rPr>
@@ -10096,7 +10136,7 @@
           </w:tcPr>
           <w:p>
             <w:pPr>
-              <w:spacing w:after="80"/>
+              <w:spacing w:after="60"/>
             </w:pPr>
             <w:r>
               <w:rPr>
@@ -10111,7 +10151,7 @@
           </w:p>
           <w:p>
             <w:pPr>
-              <w:spacing w:after="80"/>
+              <w:spacing w:after="60"/>
             </w:pPr>
             <w:r>
               <w:rPr>
@@ -10143,7 +10183,7 @@
           </w:tcPr>
           <w:p>
             <w:pPr>
-              <w:spacing w:after="80"/>
+              <w:spacing w:after="140" w:before="0" w:line="312" w:lineRule="auto"/>
             </w:pPr>
             <w:r>
               <w:rPr>
@@ -10173,7 +10213,7 @@
           </w:tcPr>
           <w:p>
             <w:pPr>
-              <w:spacing w:after="80"/>
+              <w:spacing w:after="80" w:line="288" w:lineRule="auto"/>
             </w:pPr>
             <w:r>
               <w:rPr>
@@ -10208,7 +10248,7 @@
           </w:tcPr>
           <w:p>
             <w:pPr>
-              <w:spacing w:after="80"/>
+              <w:spacing w:after="60"/>
             </w:pPr>
             <w:r>
               <w:rPr>
@@ -10223,7 +10263,7 @@
           </w:p>
           <w:p>
             <w:pPr>
-              <w:spacing w:after="80"/>
+              <w:spacing w:after="60"/>
             </w:pPr>
             <w:r>
               <w:rPr>
@@ -10255,7 +10295,7 @@
           </w:tcPr>
           <w:p>
             <w:pPr>
-              <w:spacing w:after="80"/>
+              <w:spacing w:after="140" w:before="0" w:line="312" w:lineRule="auto"/>
             </w:pPr>
             <w:r>
               <w:rPr>
@@ -10285,7 +10325,7 @@
           </w:tcPr>
           <w:p>
             <w:pPr>
-              <w:spacing w:after="80"/>
+              <w:spacing w:after="80" w:line="288" w:lineRule="auto"/>
             </w:pPr>
             <w:r>
               <w:rPr>
@@ -10320,7 +10360,7 @@
           </w:tcPr>
           <w:p>
             <w:pPr>
-              <w:spacing w:after="80"/>
+              <w:spacing w:after="60"/>
             </w:pPr>
             <w:r>
               <w:rPr>
@@ -10335,7 +10375,7 @@
           </w:p>
           <w:p>
             <w:pPr>
-              <w:spacing w:after="80"/>
+              <w:spacing w:after="60"/>
             </w:pPr>
             <w:r>
               <w:rPr>
@@ -10367,7 +10407,7 @@
           </w:tcPr>
           <w:p>
             <w:pPr>
-              <w:spacing w:after="80"/>
+              <w:spacing w:after="140" w:before="0" w:line="312" w:lineRule="auto"/>
             </w:pPr>
             <w:r>
               <w:rPr>
@@ -10397,7 +10437,7 @@
           </w:tcPr>
           <w:p>
             <w:pPr>
-              <w:spacing w:after="80"/>
+              <w:spacing w:after="80" w:line="288" w:lineRule="auto"/>
             </w:pPr>
             <w:r>
               <w:rPr>
@@ -10432,7 +10472,7 @@
           </w:tcPr>
           <w:p>
             <w:pPr>
-              <w:spacing w:after="80"/>
+              <w:spacing w:after="60"/>
             </w:pPr>
             <w:r>
               <w:rPr>
@@ -10447,7 +10487,7 @@
           </w:p>
           <w:p>
             <w:pPr>
-              <w:spacing w:after="80"/>
+              <w:spacing w:after="60"/>
             </w:pPr>
             <w:r>
               <w:rPr>
@@ -10479,7 +10519,7 @@
           </w:tcPr>
           <w:p>
             <w:pPr>
-              <w:spacing w:after="80"/>
+              <w:spacing w:after="140" w:before="0" w:line="312" w:lineRule="auto"/>
             </w:pPr>
             <w:r>
               <w:rPr>
@@ -10509,7 +10549,7 @@
           </w:tcPr>
           <w:p>
             <w:pPr>
-              <w:spacing w:after="80"/>
+              <w:spacing w:after="80" w:line="288" w:lineRule="auto"/>
             </w:pPr>
             <w:r>
               <w:rPr>
@@ -10544,7 +10584,7 @@
           </w:tcPr>
           <w:p>
             <w:pPr>
-              <w:spacing w:after="80"/>
+              <w:spacing w:after="60"/>
             </w:pPr>
             <w:r>
               <w:rPr>
@@ -10559,7 +10599,7 @@
           </w:p>
           <w:p>
             <w:pPr>
-              <w:spacing w:after="80"/>
+              <w:spacing w:after="60"/>
             </w:pPr>
             <w:r>
               <w:rPr>
@@ -10591,7 +10631,7 @@
           </w:tcPr>
           <w:p>
             <w:pPr>
-              <w:spacing w:after="80"/>
+              <w:spacing w:after="140" w:before="0" w:line="312" w:lineRule="auto"/>
             </w:pPr>
             <w:r>
               <w:rPr>
@@ -10621,7 +10661,7 @@
           </w:tcPr>
           <w:p>
             <w:pPr>
-              <w:spacing w:after="80"/>
+              <w:spacing w:after="80" w:line="288" w:lineRule="auto"/>
             </w:pPr>
             <w:r>
               <w:rPr>
@@ -10656,7 +10696,7 @@
           </w:tcPr>
           <w:p>
             <w:pPr>
-              <w:spacing w:after="80"/>
+              <w:spacing w:after="60"/>
             </w:pPr>
             <w:r>
               <w:rPr>
@@ -10671,7 +10711,7 @@
           </w:p>
           <w:p>
             <w:pPr>
-              <w:spacing w:after="80"/>
+              <w:spacing w:after="60"/>
             </w:pPr>
             <w:r>
               <w:rPr>
@@ -10703,7 +10743,7 @@
           </w:tcPr>
           <w:p>
             <w:pPr>
-              <w:spacing w:after="80"/>
+              <w:spacing w:after="140" w:before="0" w:line="312" w:lineRule="auto"/>
             </w:pPr>
             <w:r>
               <w:rPr>
@@ -10733,7 +10773,7 @@
           </w:tcPr>
           <w:p>
             <w:pPr>
-              <w:spacing w:after="80"/>
+              <w:spacing w:after="80" w:line="288" w:lineRule="auto"/>
             </w:pPr>
             <w:r>
               <w:rPr>
@@ -10919,7 +10959,7 @@
           </w:tcPr>
           <w:p>
             <w:pPr>
-              <w:spacing w:after="80"/>
+              <w:spacing w:after="60"/>
             </w:pPr>
             <w:r>
               <w:rPr>
@@ -10934,7 +10974,7 @@
           </w:p>
           <w:p>
             <w:pPr>
-              <w:spacing w:after="80"/>
+              <w:spacing w:after="60"/>
             </w:pPr>
             <w:r>
               <w:rPr>
@@ -10966,15 +11006,17 @@
           </w:tcPr>
           <w:p>
             <w:pPr>
-              <w:spacing w:after="80"/>
-            </w:pPr>
-            <w:r>
-              <w:rPr>
-                <w:rFonts w:ascii="Times New Roman" w:eastAsia="DFKai-SB"/>
-                <w:sz w:val="22"/>
-                <w:szCs w:val="22"/>
-              </w:rPr>
-              <w:t xml:space="preserve">儂今葬花人笑痴，他日葬儂知是誰？／心較比干多一竅，病如西子勝三分</w:t>
+              <w:spacing w:after="140" w:before="0" w:line="312" w:lineRule="auto"/>
+            </w:pPr>
+            <w:r>
+              <w:rPr>
+                <w:rFonts w:ascii="Times New Roman" w:eastAsia="DFKai-SB"/>
+                <w:sz w:val="22"/>
+                <w:szCs w:val="22"/>
+              </w:rPr>
+              <w:t>儂今葬花人笑痴，他日葬儂知是誰？／</w:t>
+              <w:br/>
+              <w:t xml:space="preserve">　心較比干多一竅，病如西子勝三分</w:t>
             </w:r>
           </w:p>
         </w:tc>
@@ -10996,7 +11038,7 @@
           </w:tcPr>
           <w:p>
             <w:pPr>
-              <w:spacing w:after="80"/>
+              <w:spacing w:after="80" w:line="288" w:lineRule="auto"/>
             </w:pPr>
             <w:r>
               <w:rPr>
@@ -11031,7 +11073,7 @@
           </w:tcPr>
           <w:p>
             <w:pPr>
-              <w:spacing w:after="80"/>
+              <w:spacing w:after="60"/>
             </w:pPr>
             <w:r>
               <w:rPr>
@@ -11046,7 +11088,7 @@
           </w:p>
           <w:p>
             <w:pPr>
-              <w:spacing w:after="80"/>
+              <w:spacing w:after="60"/>
             </w:pPr>
             <w:r>
               <w:rPr>
@@ -11078,7 +11120,7 @@
           </w:tcPr>
           <w:p>
             <w:pPr>
-              <w:spacing w:after="80"/>
+              <w:spacing w:after="140" w:before="0" w:line="312" w:lineRule="auto"/>
             </w:pPr>
             <w:r>
               <w:rPr>
@@ -11108,7 +11150,7 @@
           </w:tcPr>
           <w:p>
             <w:pPr>
-              <w:spacing w:after="80"/>
+              <w:spacing w:after="80" w:line="288" w:lineRule="auto"/>
             </w:pPr>
             <w:r>
               <w:rPr>
@@ -11143,7 +11185,7 @@
           </w:tcPr>
           <w:p>
             <w:pPr>
-              <w:spacing w:after="80"/>
+              <w:spacing w:after="60"/>
             </w:pPr>
             <w:r>
               <w:rPr>
@@ -11158,7 +11200,7 @@
           </w:p>
           <w:p>
             <w:pPr>
-              <w:spacing w:after="80"/>
+              <w:spacing w:after="60"/>
             </w:pPr>
             <w:r>
               <w:rPr>
@@ -11190,7 +11232,7 @@
           </w:tcPr>
           <w:p>
             <w:pPr>
-              <w:spacing w:after="80"/>
+              <w:spacing w:after="140" w:before="0" w:line="312" w:lineRule="auto"/>
             </w:pPr>
             <w:r>
               <w:rPr>
@@ -11220,7 +11262,7 @@
           </w:tcPr>
           <w:p>
             <w:pPr>
-              <w:spacing w:after="80"/>
+              <w:spacing w:after="80" w:line="288" w:lineRule="auto"/>
             </w:pPr>
             <w:r>
               <w:rPr>
